--- a/education/syllabus/Syllabus_Robotica_ROS2_Experimental.docx
+++ b/education/syllabus/Syllabus_Robotica_ROS2_Experimental.docx
@@ -1,6 +1,6 @@
 
 <file path=word/document.xml><?xml version="1.0" encoding="utf-8"?>
-<w:document xmlns:wpc="http://schemas.microsoft.com/office/word/2010/wordprocessingCanvas" xmlns:cx="http://schemas.microsoft.com/office/drawing/2014/chartex" xmlns:cx1="http://schemas.microsoft.com/office/drawing/2015/9/8/chartex" xmlns:cx2="http://schemas.microsoft.com/office/drawing/2015/10/21/chartex" xmlns:cx3="http://schemas.microsoft.com/office/drawing/2016/5/9/chartex" xmlns:cx4="http://schemas.microsoft.com/office/drawing/2016/5/10/chartex" xmlns:cx5="http://schemas.microsoft.com/office/drawing/2016/5/11/chartex" xmlns:cx6="http://schemas.microsoft.com/office/drawing/2016/5/12/chartex" xmlns:cx7="http://schemas.microsoft.com/office/drawing/2016/5/13/chartex" xmlns:cx8="http://schemas.microsoft.com/office/drawing/2016/5/14/chartex" xmlns:mc="http://schemas.openxmlformats.org/markup-compatibility/2006" xmlns:aink="http://schemas.microsoft.com/office/drawing/2016/ink" xmlns:am3d="http://schemas.microsoft.com/office/drawing/2017/model3d" xmlns:o="urn:schemas-microsoft-com:office:office" xmlns:oel="http://schemas.microsoft.com/office/2019/extlst" xmlns:r="http://schemas.openxmlformats.org/officeDocument/2006/relationships" xmlns:m="http://schemas.openxmlformats.org/officeDocument/2006/math" xmlns:v="urn:schemas-microsoft-com:vml" xmlns:wp14="http://schemas.microsoft.com/office/word/2010/wordprocessingDrawing" xmlns:wp="http://schemas.openxmlformats.org/drawingml/2006/wordprocessingDrawing" xmlns:w10="urn:schemas-microsoft-com:office:word" xmlns:w="http://schemas.openxmlformats.org/wordprocessingml/2006/main" xmlns:w14="http://schemas.microsoft.com/office/word/2010/wordml" xmlns:w15="http://schemas.microsoft.com/office/word/2012/wordml" xmlns:w16cex="http://schemas.microsoft.com/office/word/2018/wordml/cex" xmlns:w16cid="http://schemas.microsoft.com/office/word/2016/wordml/cid" xmlns:w16="http://schemas.microsoft.com/office/word/2018/wordml" xmlns:w16du="http://schemas.microsoft.com/office/word/2023/wordml/word16du" xmlns:w16sdtdh="http://schemas.microsoft.com/office/word/2020/wordml/sdtdatahash" xmlns:w16sdtfl="http://schemas.microsoft.com/office/word/2024/wordml/sdtformatlock" xmlns:w16se="http://schemas.microsoft.com/office/word/2015/wordml/symex" xmlns:wpg="http://schemas.microsoft.com/office/word/2010/wordprocessingGroup" xmlns:wpi="http://schemas.microsoft.com/office/word/2010/wordprocessingInk" xmlns:wne="http://schemas.microsoft.com/office/word/2006/wordml" xmlns:wps="http://schemas.microsoft.com/office/word/2010/wordprocessingShape" mc:Ignorable="w14 w15 w16se w16cid w16 w16cex w16sdtdh w16sdtfl w16du wp14">
+<w:document xmlns:wpc="http://schemas.microsoft.com/office/word/2010/wordprocessingCanvas" xmlns:cx="http://schemas.microsoft.com/office/drawing/2014/chartex" xmlns:cx1="http://schemas.microsoft.com/office/drawing/2015/9/8/chartex" xmlns:cx2="http://schemas.microsoft.com/office/drawing/2015/10/21/chartex" xmlns:cx3="http://schemas.microsoft.com/office/drawing/2016/5/9/chartex" xmlns:cx4="http://schemas.microsoft.com/office/drawing/2016/5/10/chartex" xmlns:cx5="http://schemas.microsoft.com/office/drawing/2016/5/11/chartex" xmlns:cx6="http://schemas.microsoft.com/office/drawing/2016/5/12/chartex" xmlns:cx7="http://schemas.microsoft.com/office/drawing/2016/5/13/chartex" xmlns:cx8="http://schemas.microsoft.com/office/drawing/2016/5/14/chartex" xmlns:mc="http://schemas.openxmlformats.org/markup-compatibility/2006" xmlns:aink="http://schemas.microsoft.com/office/drawing/2016/ink" xmlns:am3d="http://schemas.microsoft.com/office/drawing/2017/model3d" xmlns:o="urn:schemas-microsoft-com:office:office" xmlns:oel="http://schemas.microsoft.com/office/2019/extlst" xmlns:r="http://schemas.openxmlformats.org/officeDocument/2006/relationships" xmlns:m="http://schemas.openxmlformats.org/officeDocument/2006/math" xmlns:v="urn:schemas-microsoft-com:vml" xmlns:wp14="http://schemas.microsoft.com/office/word/2010/wordprocessingDrawing" xmlns:wp="http://schemas.openxmlformats.org/drawingml/2006/wordprocessingDrawing" xmlns:w10="urn:schemas-microsoft-com:office:word" xmlns:w="http://schemas.openxmlformats.org/wordprocessingml/2006/main" xmlns:w14="http://schemas.microsoft.com/office/word/2010/wordml" xmlns:w15="http://schemas.microsoft.com/office/word/2012/wordml" xmlns:w16cei="http://schemas.microsoft.com/office/word/2026/wordml/cei" xmlns:w16cex="http://schemas.microsoft.com/office/word/2018/wordml/cex" xmlns:w16cid="http://schemas.microsoft.com/office/word/2016/wordml/cid" xmlns:w16="http://schemas.microsoft.com/office/word/2018/wordml" xmlns:w16du="http://schemas.microsoft.com/office/word/2023/wordml/word16du" xmlns:w16sdtdh="http://schemas.microsoft.com/office/word/2020/wordml/sdtdatahash" xmlns:w16sdtfl="http://schemas.microsoft.com/office/word/2024/wordml/sdtformatlock" xmlns:w16se="http://schemas.microsoft.com/office/word/2015/wordml/symex" xmlns:wpg="http://schemas.microsoft.com/office/word/2010/wordprocessingGroup" xmlns:wpi="http://schemas.microsoft.com/office/word/2010/wordprocessingInk" xmlns:wne="http://schemas.microsoft.com/office/word/2006/wordml" xmlns:wps="http://schemas.microsoft.com/office/word/2010/wordprocessingShape" mc:Ignorable="w14 w15 w16se w16cid w16 w16cex w16sdtdh w16sdtfl w16du wp14">
   <w:body>
     <w:tbl>
       <w:tblPr>
@@ -77,7 +77,7 @@
               <w:jc w:val="left"/>
             </w:pPr>
             <w:r>
-              <w:t>Robótica Aplicada con ROS 2</w:t>
+              <w:t>ROBOT OPERATING SYSTEM - ROS</w:t>
             </w:r>
           </w:p>
         </w:tc>
@@ -788,7 +788,7 @@
               <w:jc w:val="left"/>
             </w:pPr>
             <w:r>
-              <w:t>Jairo Cortes</w:t>
+              <w:t>Hector Parra</w:t>
             </w:r>
           </w:p>
         </w:tc>
@@ -1535,7 +1535,7 @@
               <w:spacing w:after="40"/>
             </w:pPr>
             <w:r>
-              <w:t>A continuación se definen los Resultados de Aprendizaje de la Asignatura (RAE) y sus indicadores de logro, alineados con los Student Outcomes ABET registrados en la rúbrica Ver. 1.7 para Robótica Aplicada con ROS 2: SO1, SO2, SO3, SO4, SO5 y SO6.</w:t>
+              <w:t>A continuación se definen los Resultados de Aprendizaje de la Asignatura (RAE) y sus indicadores de logro, alineados con los Student Outcomes ABET registrados en la rúbrica Ver. 1.7 para ROBOT OPERATING SYSTEM - ROS: SO1, SO2, SO3, SO4, SO5 y SO6.</w:t>
             </w:r>
           </w:p>
           <w:p>
@@ -1734,7 +1734,6 @@
               <w:ind w:left="255" w:hanging="142"/>
             </w:pPr>
             <w:r>
-              <w:lastRenderedPageBreak/>
               <w:t>• Indicador 6.3 (SO6 - Experimentación y análisis de datos): Diseña protocolos experimentales para calibrar cámaras y robots manipuladores, analizando resultados experimentales frente a modelos teóricos de simulación.</w:t>
             </w:r>
           </w:p>
@@ -1915,7 +1914,7 @@
               <w:ind w:left="255" w:hanging="142"/>
             </w:pPr>
             <w:r>
-              <w:t>• Semana 1: Introducción a la robótica aplicada con ROS 2 Jazzy Jalisco. Arquitectura, instalación y configuración del entorno de desarrollo en Linux y Docker.</w:t>
+              <w:t>• Semana 1: Introducción a ROS 2 Jazzy Jalisco. Arquitectura, instalación y configuración del entorno de desarrollo en Linux y Docker.</w:t>
             </w:r>
           </w:p>
           <w:p>
@@ -1978,7 +1977,16 @@
               <w:ind w:left="255" w:hanging="142"/>
             </w:pPr>
             <w:r>
-              <w:t>• Semana 8: Evaluación de Corte 1 (30%): sustentación de arquitectura distribuida funcional.</w:t>
+              <w:t>• Semana 8: Cierre del Corte 1: entrega final y sustentación de una arquitectura distribuida funcional (30% de la nota del corte). El Corte 1 aporta 30% a la nota definitiva.</w:t>
+            </w:r>
+            <w:r>
+              <w:rPr>
+                <w:rFonts w:cs="Arial"/>
+              </w:rPr>
+              <w:t/>
+            </w:r>
+            <w:r>
+              <w:t/>
             </w:r>
           </w:p>
           <w:p>
@@ -2035,7 +2043,34 @@
               <w:ind w:left="255" w:hanging="142"/>
             </w:pPr>
             <w:r>
-              <w:t>• Semana 13: Evaluación de Corte 2 (30%): demostración de localización y alineación de transformaciones TF.</w:t>
+              <w:t>• Semana 13: Cierre del Corte 2: demostración de localización y alineación de transformaciones TF (30% de la nota del corte). El Corte 2 aporta 30% a la nota definitiva.</w:t>
+            </w:r>
+            <w:r>
+              <w:rPr>
+                <w:rFonts w:cs="Arial"/>
+              </w:rPr>
+              <w:t/>
+            </w:r>
+            <w:r>
+              <w:t/>
+            </w:r>
+            <w:r>
+              <w:rPr>
+                <w:rFonts w:cs="Arial"/>
+              </w:rPr>
+              <w:t/>
+            </w:r>
+            <w:r>
+              <w:t/>
+            </w:r>
+            <w:r>
+              <w:rPr>
+                <w:rFonts w:cs="Arial"/>
+              </w:rPr>
+              <w:t/>
+            </w:r>
+            <w:r>
+              <w:t/>
             </w:r>
           </w:p>
           <w:p>
@@ -2056,7 +2091,6 @@
               <w:ind w:left="255" w:hanging="142"/>
             </w:pPr>
             <w:r>
-              <w:lastRenderedPageBreak/>
               <w:t>• Semana 14: Configuración de MoveIt 2, MoveGroup, entorno de colisiones y Planning Scene.</w:t>
             </w:r>
           </w:p>
@@ -2075,7 +2109,16 @@
               <w:ind w:left="255" w:hanging="142"/>
             </w:pPr>
             <w:r>
-              <w:t>• Semana 16: Evaluación de Corte 3 y proyecto integrador final (40%): celda de automatización colaborativa multi-red con razonamiento visual e IA local.</w:t>
+              <w:t>• Semana 16: Cierre del Corte 3 y proyecto integrador: celda de automatización colaborativa multi-red con razonamiento visual e IA local (30% de la nota del corte). El Corte 3 aporta 40% a la nota definitiva.</w:t>
+            </w:r>
+            <w:r>
+              <w:rPr>
+                <w:rFonts w:cs="Arial"/>
+              </w:rPr>
+              <w:t/>
+            </w:r>
+            <w:r>
+              <w:t/>
             </w:r>
           </w:p>
         </w:tc>
@@ -2375,7 +2418,7 @@
               <w:ind w:left="255" w:hanging="142"/>
             </w:pPr>
             <w:r>
-              <w:t>• Primer corte (30% - Semana 8): entorno, ROS 2 core, redes DDS y hardware distribuido.</w:t>
+              <w:t>• Primer corte (aporte a la nota definitiva: 30%; cierre en la semana 8): entorno, ROS 2 core, redes DDS y hardware distribuido.</w:t>
             </w:r>
           </w:p>
           <w:p>
@@ -2384,7 +2427,25 @@
               <w:ind w:left="255" w:hanging="142"/>
             </w:pPr>
             <w:r>
-              <w:t>• Segundo corte (30% - Semana 13): percepción visual, localización, URDF/XACRO y TF2.</w:t>
+              <w:t>• Segundo corte (aporte a la nota definitiva: 30%; cierre en la semana 13): percepción visual, localización, URDF/XACRO y TF2.</w:t>
+            </w:r>
+            <w:r>
+              <w:rPr>
+                <w:rFonts w:cs="Arial"/>
+              </w:rPr>
+              <w:t/>
+            </w:r>
+            <w:r>
+              <w:t/>
+            </w:r>
+            <w:r>
+              <w:rPr>
+                <w:rFonts w:cs="Arial"/>
+              </w:rPr>
+              <w:t/>
+            </w:r>
+            <w:r>
+              <w:t/>
             </w:r>
           </w:p>
           <w:p>
@@ -2393,7 +2454,25 @@
               <w:ind w:left="255" w:hanging="142"/>
             </w:pPr>
             <w:r>
-              <w:t>• Tercer corte / proyecto integrador final (40% - Semana 16): MoveIt 2, integración de celda, IA aplicada y sustentación.</w:t>
+              <w:t>• Tercer corte (aporte a la nota definitiva: 40%; cierre en la semana 16): MoveIt 2, integración de celda, IA aplicada y sustentación.</w:t>
+            </w:r>
+            <w:r>
+              <w:rPr>
+                <w:rFonts w:cs="Arial"/>
+              </w:rPr>
+              <w:t/>
+            </w:r>
+            <w:r>
+              <w:t/>
+            </w:r>
+            <w:r>
+              <w:rPr>
+                <w:rFonts w:cs="Arial"/>
+              </w:rPr>
+              <w:t/>
+            </w:r>
+            <w:r>
+              <w:t/>
             </w:r>
           </w:p>
           <w:p>
@@ -2405,7 +2484,20 @@
               <w:rPr>
                 <w:b/>
               </w:rPr>
-              <w:t>Instrumentos de evaluación registrados en la rúbrica Ver. 1.7</w:t>
+              <w:t>Instrumentos y ponderación interna de cada corte</w:t>
+            </w:r>
+            <w:r>
+              <w:rPr>
+                <w:rFonts w:cs="Arial"/>
+                <w:b/>
+              </w:rPr>
+              <w:t/>
+            </w:r>
+            <w:r>
+              <w:rPr>
+                <w:b/>
+              </w:rPr>
+              <w:t/>
             </w:r>
           </w:p>
           <w:p>
@@ -2414,7 +2506,7 @@
               <w:ind w:left="255" w:hanging="142"/>
             </w:pPr>
             <w:r>
-              <w:t>• Instrumento 1 - Examen / sustentación técnica: 50%.</w:t>
+              <w:t>• Instrumento 1 - Talleres y tareas acumuladas: 28% de la nota del corte.</w:t>
             </w:r>
           </w:p>
           <w:p>
@@ -2423,7 +2515,7 @@
               <w:ind w:left="255" w:hanging="142"/>
             </w:pPr>
             <w:r>
-              <w:t>• Instrumento 2 - Taller: 20%.</w:t>
+              <w:t>• Instrumento 2 - Laboratorios y evidencias experimentales: 42% de la nota del corte.</w:t>
             </w:r>
           </w:p>
           <w:p>
@@ -2432,15 +2524,261 @@
               <w:ind w:left="255" w:hanging="142"/>
             </w:pPr>
             <w:r>
-              <w:t>• Instrumento 3 - Laboratorio: 30%.</w:t>
-            </w:r>
-          </w:p>
-          <w:p>
-            <w:pPr>
-              <w:spacing w:after="40"/>
-            </w:pPr>
-            <w:r>
-              <w:t>La trazabilidad ABET de los instrumentos se registra sobre SO1, SO2, SO3, SO4, SO5 y SO6. Las evidencias incluyen entregas parciales, laboratorios, talleres, documentación técnica, sustentaciones, análisis de riesgos, consideraciones de seguridad/impacto profesional, bitácoras de diagnóstico, demostraciones funcionales y sustentación final. La nota de cada corte conserva la regla operativa de 70% para evidencias acumuladas y 30% para entrega final o sustentación del respectivo corte.</w:t>
+              <w:t>• Instrumento 3 - Entrega final y sustentación técnica: 30% de la nota del corte.</w:t>
+            </w:r>
+            <w:r>
+              <w:rPr>
+                <w:rFonts w:cs="Arial"/>
+              </w:rPr>
+              <w:t/>
+            </w:r>
+            <w:r>
+              <w:t/>
+            </w:r>
+            <w:r>
+              <w:rPr>
+                <w:rFonts w:cs="Arial"/>
+              </w:rPr>
+              <w:t/>
+            </w:r>
+            <w:r>
+              <w:t/>
+            </w:r>
+          </w:p>
+          <w:p>
+            <w:pPr>
+              <w:spacing w:after="40"/>
+              <w:rPr>
+                <w:b/>
+              </w:rPr>
+            </w:pPr>
+            <w:r>
+              <w:rPr>
+                <w:b/>
+              </w:rPr>
+              <w:t>Cálculo de la nota de cada corte</w:t>
+            </w:r>
+            <w:r>
+              <w:rPr>
+                <w:rFonts w:cs="Arial"/>
+                <w:b/>
+              </w:rPr>
+              <w:t/>
+            </w:r>
+            <w:r>
+              <w:rPr>
+                <w:b/>
+              </w:rPr>
+              <w:t/>
+            </w:r>
+          </w:p>
+          <w:p>
+            <w:pPr>
+              <w:spacing w:after="40"/>
+            </w:pPr>
+            <w:r>
+              <w:t>• T_k: promedio ponderado de talleres y tareas acumuladas del corte, en escala de 0,0 a 5,0.</w:t>
+            </w:r>
+          </w:p>
+          <w:p>
+            <w:pPr>
+              <w:spacing w:after="40"/>
+            </w:pPr>
+            <w:r>
+              <w:t>• L_k: promedio ponderado de laboratorios y evidencias experimentales del corte, en escala de 0,0 a 5,0.</w:t>
+            </w:r>
+          </w:p>
+          <w:p>
+            <w:pPr>
+              <w:spacing w:after="40"/>
+            </w:pPr>
+            <w:r>
+              <w:t>• E_k: calificación de la entrega final y su sustentación técnica, en escala de 0,0 a 5,0.</w:t>
+            </w:r>
+            <w:r>
+              <w:rPr>
+                <w:rFonts w:cs="Arial"/>
+              </w:rPr>
+              <w:t/>
+            </w:r>
+            <w:r>
+              <w:t/>
+            </w:r>
+            <w:r>
+              <w:rPr>
+                <w:rFonts w:cs="Arial"/>
+              </w:rPr>
+              <w:t/>
+            </w:r>
+            <w:r>
+              <w:t/>
+            </w:r>
+            <w:r>
+              <w:rPr>
+                <w:rFonts w:cs="Arial"/>
+              </w:rPr>
+              <w:t/>
+            </w:r>
+            <w:r>
+              <w:t/>
+            </w:r>
+          </w:p>
+          <w:p>
+            <w:pPr>
+              <w:spacing w:after="40"/>
+            </w:pPr>
+            <w:r>
+              <w:t>• Acumulado del corte: A_k = 0,40 T_k + 0,60 L_k. El acumulado representa el 70% de la nota del corte.</w:t>
+            </w:r>
+          </w:p>
+          <w:p>
+            <w:pPr>
+              <w:spacing w:after="40"/>
+            </w:pPr>
+            <w:r>
+              <w:t>• Nota del corte: C_k = 0,70 A_k + 0,30 E_k = 0,28 T_k + 0,42 L_k + 0,30 E_k.</w:t>
+            </w:r>
+          </w:p>
+          <w:p>
+            <w:pPr>
+              <w:spacing w:after="40"/>
+            </w:pPr>
+            <w:r>
+              <w:t>• Nota definitiva: ND = 0,30 C_1 + 0,30 C_2 + 0,40 C_3.</w:t>
+            </w:r>
+          </w:p>
+          <w:p>
+            <w:pPr>
+              <w:spacing w:after="40"/>
+              <w:rPr>
+                <w:b/>
+              </w:rPr>
+            </w:pPr>
+            <w:r>
+              <w:rPr>
+                <w:b/>
+              </w:rPr>
+              <w:t>Cálculo desde los criterios de la rúbrica ABET</w:t>
+            </w:r>
+            <w:r>
+              <w:rPr>
+                <w:rFonts w:cs="Arial"/>
+                <w:b/>
+              </w:rPr>
+              <w:t/>
+            </w:r>
+            <w:r>
+              <w:rPr>
+                <w:b/>
+              </w:rPr>
+              <w:t/>
+            </w:r>
+            <w:r>
+              <w:rPr>
+                <w:rFonts w:cs="Arial"/>
+                <w:b/>
+              </w:rPr>
+              <w:t/>
+            </w:r>
+            <w:r>
+              <w:rPr>
+                <w:b/>
+              </w:rPr>
+              <w:t/>
+            </w:r>
+          </w:p>
+          <w:p>
+            <w:pPr>
+              <w:spacing w:after="40"/>
+            </w:pPr>
+            <w:r>
+              <w:t>• Cada instrumento se califica mediante criterios cuyos pesos deben sumar 100%. Cada criterio se valora en la escala ABET de 0 a 500.</w:t>
+            </w:r>
+          </w:p>
+          <w:p>
+            <w:pPr>
+              <w:spacing w:after="40"/>
+            </w:pPr>
+            <w:r>
+              <w:t>• Puntaje del instrumento: I_j = sumatoria(p_ij x v_ij) / 100, donde p_ij es el peso porcentual del criterio y v_ij su valoración de 0 a 500.</w:t>
+            </w:r>
+            <w:r>
+              <w:rPr>
+                <w:rFonts w:cs="Arial"/>
+              </w:rPr>
+              <w:t/>
+            </w:r>
+            <w:r>
+              <w:t/>
+            </w:r>
+          </w:p>
+          <w:p>
+            <w:pPr>
+              <w:spacing w:after="40"/>
+            </w:pPr>
+            <w:r>
+              <w:t>• Conversión académica lineal: N_j = I_j / 100, con resultado entre 0,0 y 5,0.</w:t>
+            </w:r>
+            <w:r>
+              <w:rPr>
+                <w:rFonts w:cs="Arial"/>
+              </w:rPr>
+              <w:t/>
+            </w:r>
+            <w:r>
+              <w:t/>
+            </w:r>
+            <w:r>
+              <w:rPr>
+                <w:rFonts w:cs="Arial"/>
+              </w:rPr>
+              <w:t/>
+            </w:r>
+            <w:r>
+              <w:t/>
+            </w:r>
+          </w:p>
+          <w:p>
+            <w:pPr>
+              <w:spacing w:after="40"/>
+            </w:pPr>
+            <w:r>
+              <w:t>• Cada criterio debe indicar la evidencia observable y el RAE/SO asociado; así, la misma evidencia sustenta la nota académica y la trazabilidad ABET.</w:t>
+            </w:r>
+            <w:r>
+              <w:rPr>
+                <w:rFonts w:cs="Arial"/>
+              </w:rPr>
+              <w:t/>
+            </w:r>
+            <w:r>
+              <w:t/>
+            </w:r>
+            <w:r>
+              <w:rPr>
+                <w:rFonts w:cs="Arial"/>
+              </w:rPr>
+              <w:t/>
+            </w:r>
+            <w:r>
+              <w:t/>
+            </w:r>
+          </w:p>
+          <w:p>
+            <w:pPr>
+              <w:spacing w:after="40"/>
+            </w:pPr>
+            <w:r>
+              <w:t>Ejemplo de verificación: si T_k = 4,2, L_k = 3,8 y E_k = 4,5, entonces C_k = 4,12.</w:t>
+            </w:r>
+            <w:r>
+              <w:rPr>
+                <w:rFonts w:cs="Arial"/>
+              </w:rPr>
+              <w:t/>
+            </w:r>
+            <w:r>
+              <w:t/>
             </w:r>
           </w:p>
           <w:p>
@@ -2559,7 +2897,6 @@
               <w:rPr>
                 <w:lang w:val="en-US"/>
               </w:rPr>
-              <w:lastRenderedPageBreak/>
               <w:t>• Quigley, M., Gerkey, B., &amp; Smart, W. D. (2015). Programming Robots with ROS. O'Reilly.</w:t>
             </w:r>
           </w:p>
@@ -2575,21 +2912,7 @@
               <w:rPr>
                 <w:lang w:val="en-US"/>
               </w:rPr>
-              <w:t xml:space="preserve">• Lentin, J. (2024). ROS 2 Robotics Developer Guide. </w:t>
-            </w:r>
-            <w:proofErr w:type="spellStart"/>
-            <w:r>
-              <w:rPr>
-                <w:lang w:val="en-US"/>
-              </w:rPr>
-              <w:t>Packt</w:t>
-            </w:r>
-            <w:proofErr w:type="spellEnd"/>
-            <w:r>
-              <w:rPr>
-                <w:lang w:val="en-US"/>
-              </w:rPr>
-              <w:t>.</w:t>
+              <w:t>• Lentin, J. (2024). ROS 2 Robotics Developer Guide. Packt.</w:t>
             </w:r>
           </w:p>
           <w:p>
@@ -2628,15 +2951,7 @@
               <w:ind w:left="255" w:hanging="142"/>
             </w:pPr>
             <w:r>
-              <w:t xml:space="preserve">• </w:t>
-            </w:r>
-            <w:proofErr w:type="gramStart"/>
-            <w:r>
-              <w:t>Siciliano</w:t>
-            </w:r>
-            <w:proofErr w:type="gramEnd"/>
-            <w:r>
-              <w:t>, B., Sciavicco, L., Villani, L., &amp; Oriolo, G. (2009). Robotics: Modelling, Planning and Control. Springer.</w:t>
+              <w:t>• Siciliano, B., Sciavicco, L., Villani, L., &amp; Oriolo, G. (2009). Robotics: Modelling, Planning and Control. Springer.</w:t>
             </w:r>
           </w:p>
         </w:tc>
@@ -2904,10 +3219,7 @@
               <w:spacing w:after="40"/>
             </w:pPr>
             <w:r>
-              <w:t>Henry Roncancio. Perfil docente con experiencia en desarrollo de proyectos de ingeniería, investigación y diseño, robótica móvil, percepción visual, navegación autónoma y ROS 2. Formación de posgrado en la Universidade de São Paulo (2011-2013), vinculada al Laboratório de Robótica Móvel / Projeto SENA. Publicación IEEE en análisis de transitabilidad con mapeo de terreno y clasificación visual entrenada en línea; proyecto público Robot over ROS2 (2023). Competencia bilingüe/nativa en español y competencia pr</w:t>
-            </w:r>
-            <w:r>
-              <w:t>ofesional en inglés y portugués.</w:t>
+              <w:t>Henry Roncancio. Perfil docente con experiencia en desarrollo de proyectos de ingeniería, investigación y diseño, robótica móvil, percepción visual, navegación autónoma y ROS 2. Formación de posgrado en la Universidade de São Paulo (2011-2013), vinculada al Laboratório de Robótica Móvel / Projeto SENA. Publicación IEEE en análisis de transitabilidad con mapeo de terreno y clasificación visual entrenada en línea; proyecto público Robot over ROS2 (2023). Competencia bilingüe/nativa en español y competencia profesional en inglés y portugués.</w:t>
             </w:r>
           </w:p>
           <w:p>
@@ -3777,7 +4089,7 @@
 </file>
 
 <file path=word/endnotes.xml><?xml version="1.0" encoding="utf-8"?>
-<w:endnotes xmlns:wpc="http://schemas.microsoft.com/office/word/2010/wordprocessingCanvas" xmlns:cx="http://schemas.microsoft.com/office/drawing/2014/chartex" xmlns:cx1="http://schemas.microsoft.com/office/drawing/2015/9/8/chartex" xmlns:cx2="http://schemas.microsoft.com/office/drawing/2015/10/21/chartex" xmlns:cx3="http://schemas.microsoft.com/office/drawing/2016/5/9/chartex" xmlns:cx4="http://schemas.microsoft.com/office/drawing/2016/5/10/chartex" xmlns:cx5="http://schemas.microsoft.com/office/drawing/2016/5/11/chartex" xmlns:cx6="http://schemas.microsoft.com/office/drawing/2016/5/12/chartex" xmlns:cx7="http://schemas.microsoft.com/office/drawing/2016/5/13/chartex" xmlns:cx8="http://schemas.microsoft.com/office/drawing/2016/5/14/chartex" xmlns:mc="http://schemas.openxmlformats.org/markup-compatibility/2006" xmlns:aink="http://schemas.microsoft.com/office/drawing/2016/ink" xmlns:am3d="http://schemas.microsoft.com/office/drawing/2017/model3d" xmlns:o="urn:schemas-microsoft-com:office:office" xmlns:oel="http://schemas.microsoft.com/office/2019/extlst" xmlns:r="http://schemas.openxmlformats.org/officeDocument/2006/relationships" xmlns:m="http://schemas.openxmlformats.org/officeDocument/2006/math" xmlns:v="urn:schemas-microsoft-com:vml" xmlns:wp14="http://schemas.microsoft.com/office/word/2010/wordprocessingDrawing" xmlns:wp="http://schemas.openxmlformats.org/drawingml/2006/wordprocessingDrawing" xmlns:w10="urn:schemas-microsoft-com:office:word" xmlns:w="http://schemas.openxmlformats.org/wordprocessingml/2006/main" xmlns:w14="http://schemas.microsoft.com/office/word/2010/wordml" xmlns:w15="http://schemas.microsoft.com/office/word/2012/wordml" xmlns:w16cex="http://schemas.microsoft.com/office/word/2018/wordml/cex" xmlns:w16cid="http://schemas.microsoft.com/office/word/2016/wordml/cid" xmlns:w16="http://schemas.microsoft.com/office/word/2018/wordml" xmlns:w16du="http://schemas.microsoft.com/office/word/2023/wordml/word16du" xmlns:w16sdtdh="http://schemas.microsoft.com/office/word/2020/wordml/sdtdatahash" xmlns:w16sdtfl="http://schemas.microsoft.com/office/word/2024/wordml/sdtformatlock" xmlns:w16se="http://schemas.microsoft.com/office/word/2015/wordml/symex" xmlns:wpg="http://schemas.microsoft.com/office/word/2010/wordprocessingGroup" xmlns:wpi="http://schemas.microsoft.com/office/word/2010/wordprocessingInk" xmlns:wne="http://schemas.microsoft.com/office/word/2006/wordml" xmlns:wps="http://schemas.microsoft.com/office/word/2010/wordprocessingShape" mc:Ignorable="w14 w15 w16se w16cid w16 w16cex w16sdtdh w16sdtfl w16du wp14">
+<w:endnotes xmlns:wpc="http://schemas.microsoft.com/office/word/2010/wordprocessingCanvas" xmlns:cx="http://schemas.microsoft.com/office/drawing/2014/chartex" xmlns:cx1="http://schemas.microsoft.com/office/drawing/2015/9/8/chartex" xmlns:cx2="http://schemas.microsoft.com/office/drawing/2015/10/21/chartex" xmlns:cx3="http://schemas.microsoft.com/office/drawing/2016/5/9/chartex" xmlns:cx4="http://schemas.microsoft.com/office/drawing/2016/5/10/chartex" xmlns:cx5="http://schemas.microsoft.com/office/drawing/2016/5/11/chartex" xmlns:cx6="http://schemas.microsoft.com/office/drawing/2016/5/12/chartex" xmlns:cx7="http://schemas.microsoft.com/office/drawing/2016/5/13/chartex" xmlns:cx8="http://schemas.microsoft.com/office/drawing/2016/5/14/chartex" xmlns:mc="http://schemas.openxmlformats.org/markup-compatibility/2006" xmlns:aink="http://schemas.microsoft.com/office/drawing/2016/ink" xmlns:am3d="http://schemas.microsoft.com/office/drawing/2017/model3d" xmlns:o="urn:schemas-microsoft-com:office:office" xmlns:oel="http://schemas.microsoft.com/office/2019/extlst" xmlns:r="http://schemas.openxmlformats.org/officeDocument/2006/relationships" xmlns:m="http://schemas.openxmlformats.org/officeDocument/2006/math" xmlns:v="urn:schemas-microsoft-com:vml" xmlns:wp14="http://schemas.microsoft.com/office/word/2010/wordprocessingDrawing" xmlns:wp="http://schemas.openxmlformats.org/drawingml/2006/wordprocessingDrawing" xmlns:w10="urn:schemas-microsoft-com:office:word" xmlns:w="http://schemas.openxmlformats.org/wordprocessingml/2006/main" xmlns:w14="http://schemas.microsoft.com/office/word/2010/wordml" xmlns:w15="http://schemas.microsoft.com/office/word/2012/wordml" xmlns:w16cei="http://schemas.microsoft.com/office/word/2026/wordml/cei" xmlns:w16cex="http://schemas.microsoft.com/office/word/2018/wordml/cex" xmlns:w16cid="http://schemas.microsoft.com/office/word/2016/wordml/cid" xmlns:w16="http://schemas.microsoft.com/office/word/2018/wordml" xmlns:w16du="http://schemas.microsoft.com/office/word/2023/wordml/word16du" xmlns:w16sdtdh="http://schemas.microsoft.com/office/word/2020/wordml/sdtdatahash" xmlns:w16sdtfl="http://schemas.microsoft.com/office/word/2024/wordml/sdtformatlock" xmlns:w16se="http://schemas.microsoft.com/office/word/2015/wordml/symex" xmlns:wpg="http://schemas.microsoft.com/office/word/2010/wordprocessingGroup" xmlns:wpi="http://schemas.microsoft.com/office/word/2010/wordprocessingInk" xmlns:wne="http://schemas.microsoft.com/office/word/2006/wordml" xmlns:wps="http://schemas.microsoft.com/office/word/2010/wordprocessingShape" mc:Ignorable="w14 w15 w16se w16cid w16 w16cex w16sdtdh w16sdtfl w16du wp14">
   <w:endnote w:type="separator" w:id="-1">
     <w:p>
       <w:r>
@@ -3796,7 +4108,7 @@
 </file>
 
 <file path=word/footer1.xml><?xml version="1.0" encoding="utf-8"?>
-<w:ftr xmlns:wpc="http://schemas.microsoft.com/office/word/2010/wordprocessingCanvas" xmlns:cx="http://schemas.microsoft.com/office/drawing/2014/chartex" xmlns:cx1="http://schemas.microsoft.com/office/drawing/2015/9/8/chartex" xmlns:cx2="http://schemas.microsoft.com/office/drawing/2015/10/21/chartex" xmlns:cx3="http://schemas.microsoft.com/office/drawing/2016/5/9/chartex" xmlns:cx4="http://schemas.microsoft.com/office/drawing/2016/5/10/chartex" xmlns:cx5="http://schemas.microsoft.com/office/drawing/2016/5/11/chartex" xmlns:cx6="http://schemas.microsoft.com/office/drawing/2016/5/12/chartex" xmlns:cx7="http://schemas.microsoft.com/office/drawing/2016/5/13/chartex" xmlns:cx8="http://schemas.microsoft.com/office/drawing/2016/5/14/chartex" xmlns:mc="http://schemas.openxmlformats.org/markup-compatibility/2006" xmlns:aink="http://schemas.microsoft.com/office/drawing/2016/ink" xmlns:am3d="http://schemas.microsoft.com/office/drawing/2017/model3d" xmlns:o="urn:schemas-microsoft-com:office:office" xmlns:oel="http://schemas.microsoft.com/office/2019/extlst" xmlns:r="http://schemas.openxmlformats.org/officeDocument/2006/relationships" xmlns:m="http://schemas.openxmlformats.org/officeDocument/2006/math" xmlns:v="urn:schemas-microsoft-com:vml" xmlns:wp14="http://schemas.microsoft.com/office/word/2010/wordprocessingDrawing" xmlns:wp="http://schemas.openxmlformats.org/drawingml/2006/wordprocessingDrawing" xmlns:w10="urn:schemas-microsoft-com:office:word" xmlns:w="http://schemas.openxmlformats.org/wordprocessingml/2006/main" xmlns:w14="http://schemas.microsoft.com/office/word/2010/wordml" xmlns:w15="http://schemas.microsoft.com/office/word/2012/wordml" xmlns:w16cex="http://schemas.microsoft.com/office/word/2018/wordml/cex" xmlns:w16cid="http://schemas.microsoft.com/office/word/2016/wordml/cid" xmlns:w16="http://schemas.microsoft.com/office/word/2018/wordml" xmlns:w16du="http://schemas.microsoft.com/office/word/2023/wordml/word16du" xmlns:w16sdtdh="http://schemas.microsoft.com/office/word/2020/wordml/sdtdatahash" xmlns:w16sdtfl="http://schemas.microsoft.com/office/word/2024/wordml/sdtformatlock" xmlns:w16se="http://schemas.microsoft.com/office/word/2015/wordml/symex" xmlns:wpg="http://schemas.microsoft.com/office/word/2010/wordprocessingGroup" xmlns:wpi="http://schemas.microsoft.com/office/word/2010/wordprocessingInk" xmlns:wne="http://schemas.microsoft.com/office/word/2006/wordml" xmlns:wps="http://schemas.microsoft.com/office/word/2010/wordprocessingShape" mc:Ignorable="w14 w15 w16se w16cid w16 w16cex w16sdtdh w16sdtfl w16du wp14">
+<w:ftr xmlns:wpc="http://schemas.microsoft.com/office/word/2010/wordprocessingCanvas" xmlns:cx="http://schemas.microsoft.com/office/drawing/2014/chartex" xmlns:cx1="http://schemas.microsoft.com/office/drawing/2015/9/8/chartex" xmlns:cx2="http://schemas.microsoft.com/office/drawing/2015/10/21/chartex" xmlns:cx3="http://schemas.microsoft.com/office/drawing/2016/5/9/chartex" xmlns:cx4="http://schemas.microsoft.com/office/drawing/2016/5/10/chartex" xmlns:cx5="http://schemas.microsoft.com/office/drawing/2016/5/11/chartex" xmlns:cx6="http://schemas.microsoft.com/office/drawing/2016/5/12/chartex" xmlns:cx7="http://schemas.microsoft.com/office/drawing/2016/5/13/chartex" xmlns:cx8="http://schemas.microsoft.com/office/drawing/2016/5/14/chartex" xmlns:mc="http://schemas.openxmlformats.org/markup-compatibility/2006" xmlns:aink="http://schemas.microsoft.com/office/drawing/2016/ink" xmlns:am3d="http://schemas.microsoft.com/office/drawing/2017/model3d" xmlns:o="urn:schemas-microsoft-com:office:office" xmlns:oel="http://schemas.microsoft.com/office/2019/extlst" xmlns:r="http://schemas.openxmlformats.org/officeDocument/2006/relationships" xmlns:m="http://schemas.openxmlformats.org/officeDocument/2006/math" xmlns:v="urn:schemas-microsoft-com:vml" xmlns:wp14="http://schemas.microsoft.com/office/word/2010/wordprocessingDrawing" xmlns:wp="http://schemas.openxmlformats.org/drawingml/2006/wordprocessingDrawing" xmlns:w10="urn:schemas-microsoft-com:office:word" xmlns:w="http://schemas.openxmlformats.org/wordprocessingml/2006/main" xmlns:w14="http://schemas.microsoft.com/office/word/2010/wordml" xmlns:w15="http://schemas.microsoft.com/office/word/2012/wordml" xmlns:w16cei="http://schemas.microsoft.com/office/word/2026/wordml/cei" xmlns:w16cex="http://schemas.microsoft.com/office/word/2018/wordml/cex" xmlns:w16cid="http://schemas.microsoft.com/office/word/2016/wordml/cid" xmlns:w16="http://schemas.microsoft.com/office/word/2018/wordml" xmlns:w16du="http://schemas.microsoft.com/office/word/2023/wordml/word16du" xmlns:w16sdtdh="http://schemas.microsoft.com/office/word/2020/wordml/sdtdatahash" xmlns:w16sdtfl="http://schemas.microsoft.com/office/word/2024/wordml/sdtformatlock" xmlns:w16se="http://schemas.microsoft.com/office/word/2015/wordml/symex" xmlns:wpg="http://schemas.microsoft.com/office/word/2010/wordprocessingGroup" xmlns:wpi="http://schemas.microsoft.com/office/word/2010/wordprocessingInk" xmlns:wne="http://schemas.microsoft.com/office/word/2006/wordml" xmlns:wps="http://schemas.microsoft.com/office/word/2010/wordprocessingShape" mc:Ignorable="w14 w15 w16se w16cid w16 w16cex w16sdtdh w16sdtfl w16du wp14">
   <w:tbl>
     <w:tblPr>
       <w:tblW w:w="5108" w:type="pct"/>
@@ -3827,25 +4139,7 @@
               <w:sz w:val="16"/>
               <w:szCs w:val="16"/>
             </w:rPr>
-            <w:t xml:space="preserve">El uso no </w:t>
-          </w:r>
-          <w:proofErr w:type="gramStart"/>
-          <w:r>
-            <w:rPr>
-              <w:rFonts w:cs="Arial"/>
-              <w:sz w:val="16"/>
-              <w:szCs w:val="16"/>
-            </w:rPr>
-            <w:t>autorizado</w:t>
-          </w:r>
-          <w:proofErr w:type="gramEnd"/>
-          <w:r>
-            <w:rPr>
-              <w:rFonts w:cs="Arial"/>
-              <w:sz w:val="16"/>
-              <w:szCs w:val="16"/>
-            </w:rPr>
-            <w:t xml:space="preserve"> así como la reproducción total o parcial de su contenido por cualquier persona o entidad, estará en contra de los derechos de autor.</w:t>
+            <w:t>El uso no autorizado así como la reproducción total o parcial de su contenido por cualquier persona o entidad, estará en contra de los derechos de autor.</w:t>
           </w:r>
         </w:p>
       </w:tc>
@@ -3971,7 +4265,7 @@
 </file>
 
 <file path=word/footnotes.xml><?xml version="1.0" encoding="utf-8"?>
-<w:footnotes xmlns:wpc="http://schemas.microsoft.com/office/word/2010/wordprocessingCanvas" xmlns:cx="http://schemas.microsoft.com/office/drawing/2014/chartex" xmlns:cx1="http://schemas.microsoft.com/office/drawing/2015/9/8/chartex" xmlns:cx2="http://schemas.microsoft.com/office/drawing/2015/10/21/chartex" xmlns:cx3="http://schemas.microsoft.com/office/drawing/2016/5/9/chartex" xmlns:cx4="http://schemas.microsoft.com/office/drawing/2016/5/10/chartex" xmlns:cx5="http://schemas.microsoft.com/office/drawing/2016/5/11/chartex" xmlns:cx6="http://schemas.microsoft.com/office/drawing/2016/5/12/chartex" xmlns:cx7="http://schemas.microsoft.com/office/drawing/2016/5/13/chartex" xmlns:cx8="http://schemas.microsoft.com/office/drawing/2016/5/14/chartex" xmlns:mc="http://schemas.openxmlformats.org/markup-compatibility/2006" xmlns:aink="http://schemas.microsoft.com/office/drawing/2016/ink" xmlns:am3d="http://schemas.microsoft.com/office/drawing/2017/model3d" xmlns:o="urn:schemas-microsoft-com:office:office" xmlns:oel="http://schemas.microsoft.com/office/2019/extlst" xmlns:r="http://schemas.openxmlformats.org/officeDocument/2006/relationships" xmlns:m="http://schemas.openxmlformats.org/officeDocument/2006/math" xmlns:v="urn:schemas-microsoft-com:vml" xmlns:wp14="http://schemas.microsoft.com/office/word/2010/wordprocessingDrawing" xmlns:wp="http://schemas.openxmlformats.org/drawingml/2006/wordprocessingDrawing" xmlns:w10="urn:schemas-microsoft-com:office:word" xmlns:w="http://schemas.openxmlformats.org/wordprocessingml/2006/main" xmlns:w14="http://schemas.microsoft.com/office/word/2010/wordml" xmlns:w15="http://schemas.microsoft.com/office/word/2012/wordml" xmlns:w16cex="http://schemas.microsoft.com/office/word/2018/wordml/cex" xmlns:w16cid="http://schemas.microsoft.com/office/word/2016/wordml/cid" xmlns:w16="http://schemas.microsoft.com/office/word/2018/wordml" xmlns:w16du="http://schemas.microsoft.com/office/word/2023/wordml/word16du" xmlns:w16sdtdh="http://schemas.microsoft.com/office/word/2020/wordml/sdtdatahash" xmlns:w16sdtfl="http://schemas.microsoft.com/office/word/2024/wordml/sdtformatlock" xmlns:w16se="http://schemas.microsoft.com/office/word/2015/wordml/symex" xmlns:wpg="http://schemas.microsoft.com/office/word/2010/wordprocessingGroup" xmlns:wpi="http://schemas.microsoft.com/office/word/2010/wordprocessingInk" xmlns:wne="http://schemas.microsoft.com/office/word/2006/wordml" xmlns:wps="http://schemas.microsoft.com/office/word/2010/wordprocessingShape" mc:Ignorable="w14 w15 w16se w16cid w16 w16cex w16sdtdh w16sdtfl w16du wp14">
+<w:footnotes xmlns:wpc="http://schemas.microsoft.com/office/word/2010/wordprocessingCanvas" xmlns:cx="http://schemas.microsoft.com/office/drawing/2014/chartex" xmlns:cx1="http://schemas.microsoft.com/office/drawing/2015/9/8/chartex" xmlns:cx2="http://schemas.microsoft.com/office/drawing/2015/10/21/chartex" xmlns:cx3="http://schemas.microsoft.com/office/drawing/2016/5/9/chartex" xmlns:cx4="http://schemas.microsoft.com/office/drawing/2016/5/10/chartex" xmlns:cx5="http://schemas.microsoft.com/office/drawing/2016/5/11/chartex" xmlns:cx6="http://schemas.microsoft.com/office/drawing/2016/5/12/chartex" xmlns:cx7="http://schemas.microsoft.com/office/drawing/2016/5/13/chartex" xmlns:cx8="http://schemas.microsoft.com/office/drawing/2016/5/14/chartex" xmlns:mc="http://schemas.openxmlformats.org/markup-compatibility/2006" xmlns:aink="http://schemas.microsoft.com/office/drawing/2016/ink" xmlns:am3d="http://schemas.microsoft.com/office/drawing/2017/model3d" xmlns:o="urn:schemas-microsoft-com:office:office" xmlns:oel="http://schemas.microsoft.com/office/2019/extlst" xmlns:r="http://schemas.openxmlformats.org/officeDocument/2006/relationships" xmlns:m="http://schemas.openxmlformats.org/officeDocument/2006/math" xmlns:v="urn:schemas-microsoft-com:vml" xmlns:wp14="http://schemas.microsoft.com/office/word/2010/wordprocessingDrawing" xmlns:wp="http://schemas.openxmlformats.org/drawingml/2006/wordprocessingDrawing" xmlns:w10="urn:schemas-microsoft-com:office:word" xmlns:w="http://schemas.openxmlformats.org/wordprocessingml/2006/main" xmlns:w14="http://schemas.microsoft.com/office/word/2010/wordml" xmlns:w15="http://schemas.microsoft.com/office/word/2012/wordml" xmlns:w16cei="http://schemas.microsoft.com/office/word/2026/wordml/cei" xmlns:w16cex="http://schemas.microsoft.com/office/word/2018/wordml/cex" xmlns:w16cid="http://schemas.microsoft.com/office/word/2016/wordml/cid" xmlns:w16="http://schemas.microsoft.com/office/word/2018/wordml" xmlns:w16du="http://schemas.microsoft.com/office/word/2023/wordml/word16du" xmlns:w16sdtdh="http://schemas.microsoft.com/office/word/2020/wordml/sdtdatahash" xmlns:w16sdtfl="http://schemas.microsoft.com/office/word/2024/wordml/sdtformatlock" xmlns:w16se="http://schemas.microsoft.com/office/word/2015/wordml/symex" xmlns:wpg="http://schemas.microsoft.com/office/word/2010/wordprocessingGroup" xmlns:wpi="http://schemas.microsoft.com/office/word/2010/wordprocessingInk" xmlns:wne="http://schemas.microsoft.com/office/word/2006/wordml" xmlns:wps="http://schemas.microsoft.com/office/word/2010/wordprocessingShape" mc:Ignorable="w14 w15 w16se w16cid w16 w16cex w16sdtdh w16sdtfl w16du wp14">
   <w:footnote w:type="separator" w:id="-1">
     <w:p>
       <w:r>
@@ -3990,7 +4284,7 @@
 </file>
 
 <file path=word/header1.xml><?xml version="1.0" encoding="utf-8"?>
-<w:hdr xmlns:wpc="http://schemas.microsoft.com/office/word/2010/wordprocessingCanvas" xmlns:cx="http://schemas.microsoft.com/office/drawing/2014/chartex" xmlns:cx1="http://schemas.microsoft.com/office/drawing/2015/9/8/chartex" xmlns:cx2="http://schemas.microsoft.com/office/drawing/2015/10/21/chartex" xmlns:cx3="http://schemas.microsoft.com/office/drawing/2016/5/9/chartex" xmlns:cx4="http://schemas.microsoft.com/office/drawing/2016/5/10/chartex" xmlns:cx5="http://schemas.microsoft.com/office/drawing/2016/5/11/chartex" xmlns:cx6="http://schemas.microsoft.com/office/drawing/2016/5/12/chartex" xmlns:cx7="http://schemas.microsoft.com/office/drawing/2016/5/13/chartex" xmlns:cx8="http://schemas.microsoft.com/office/drawing/2016/5/14/chartex" xmlns:mc="http://schemas.openxmlformats.org/markup-compatibility/2006" xmlns:aink="http://schemas.microsoft.com/office/drawing/2016/ink" xmlns:am3d="http://schemas.microsoft.com/office/drawing/2017/model3d" xmlns:o="urn:schemas-microsoft-com:office:office" xmlns:oel="http://schemas.microsoft.com/office/2019/extlst" xmlns:r="http://schemas.openxmlformats.org/officeDocument/2006/relationships" xmlns:m="http://schemas.openxmlformats.org/officeDocument/2006/math" xmlns:v="urn:schemas-microsoft-com:vml" xmlns:wp14="http://schemas.microsoft.com/office/word/2010/wordprocessingDrawing" xmlns:wp="http://schemas.openxmlformats.org/drawingml/2006/wordprocessingDrawing" xmlns:w10="urn:schemas-microsoft-com:office:word" xmlns:w="http://schemas.openxmlformats.org/wordprocessingml/2006/main" xmlns:w14="http://schemas.microsoft.com/office/word/2010/wordml" xmlns:w15="http://schemas.microsoft.com/office/word/2012/wordml" xmlns:w16cex="http://schemas.microsoft.com/office/word/2018/wordml/cex" xmlns:w16cid="http://schemas.microsoft.com/office/word/2016/wordml/cid" xmlns:w16="http://schemas.microsoft.com/office/word/2018/wordml" xmlns:w16du="http://schemas.microsoft.com/office/word/2023/wordml/word16du" xmlns:w16sdtdh="http://schemas.microsoft.com/office/word/2020/wordml/sdtdatahash" xmlns:w16sdtfl="http://schemas.microsoft.com/office/word/2024/wordml/sdtformatlock" xmlns:w16se="http://schemas.microsoft.com/office/word/2015/wordml/symex" xmlns:wpg="http://schemas.microsoft.com/office/word/2010/wordprocessingGroup" xmlns:wpi="http://schemas.microsoft.com/office/word/2010/wordprocessingInk" xmlns:wne="http://schemas.microsoft.com/office/word/2006/wordml" xmlns:wps="http://schemas.microsoft.com/office/word/2010/wordprocessingShape" mc:Ignorable="w14 w15 w16se w16cid w16 w16cex w16sdtdh w16sdtfl w16du wp14">
+<w:hdr xmlns:wpc="http://schemas.microsoft.com/office/word/2010/wordprocessingCanvas" xmlns:cx="http://schemas.microsoft.com/office/drawing/2014/chartex" xmlns:cx1="http://schemas.microsoft.com/office/drawing/2015/9/8/chartex" xmlns:cx2="http://schemas.microsoft.com/office/drawing/2015/10/21/chartex" xmlns:cx3="http://schemas.microsoft.com/office/drawing/2016/5/9/chartex" xmlns:cx4="http://schemas.microsoft.com/office/drawing/2016/5/10/chartex" xmlns:cx5="http://schemas.microsoft.com/office/drawing/2016/5/11/chartex" xmlns:cx6="http://schemas.microsoft.com/office/drawing/2016/5/12/chartex" xmlns:cx7="http://schemas.microsoft.com/office/drawing/2016/5/13/chartex" xmlns:cx8="http://schemas.microsoft.com/office/drawing/2016/5/14/chartex" xmlns:mc="http://schemas.openxmlformats.org/markup-compatibility/2006" xmlns:aink="http://schemas.microsoft.com/office/drawing/2016/ink" xmlns:am3d="http://schemas.microsoft.com/office/drawing/2017/model3d" xmlns:o="urn:schemas-microsoft-com:office:office" xmlns:oel="http://schemas.microsoft.com/office/2019/extlst" xmlns:r="http://schemas.openxmlformats.org/officeDocument/2006/relationships" xmlns:m="http://schemas.openxmlformats.org/officeDocument/2006/math" xmlns:v="urn:schemas-microsoft-com:vml" xmlns:wp14="http://schemas.microsoft.com/office/word/2010/wordprocessingDrawing" xmlns:wp="http://schemas.openxmlformats.org/drawingml/2006/wordprocessingDrawing" xmlns:w10="urn:schemas-microsoft-com:office:word" xmlns:w="http://schemas.openxmlformats.org/wordprocessingml/2006/main" xmlns:w14="http://schemas.microsoft.com/office/word/2010/wordml" xmlns:w15="http://schemas.microsoft.com/office/word/2012/wordml" xmlns:w16cei="http://schemas.microsoft.com/office/word/2026/wordml/cei" xmlns:w16cex="http://schemas.microsoft.com/office/word/2018/wordml/cex" xmlns:w16cid="http://schemas.microsoft.com/office/word/2016/wordml/cid" xmlns:w16="http://schemas.microsoft.com/office/word/2018/wordml" xmlns:w16du="http://schemas.microsoft.com/office/word/2023/wordml/word16du" xmlns:w16sdtdh="http://schemas.microsoft.com/office/word/2020/wordml/sdtdatahash" xmlns:w16sdtfl="http://schemas.microsoft.com/office/word/2024/wordml/sdtformatlock" xmlns:w16se="http://schemas.microsoft.com/office/word/2015/wordml/symex" xmlns:wpg="http://schemas.microsoft.com/office/word/2010/wordprocessingGroup" xmlns:wpi="http://schemas.microsoft.com/office/word/2010/wordprocessingInk" xmlns:wne="http://schemas.microsoft.com/office/word/2006/wordml" xmlns:wps="http://schemas.microsoft.com/office/word/2010/wordprocessingShape" mc:Ignorable="w14 w15 w16se w16cid w16 w16cex w16sdtdh w16sdtfl w16du wp14">
   <w:p>
     <w:pPr>
       <w:pStyle w:val="Encabezado"/>
@@ -4487,7 +4781,7 @@
 </file>
 
 <file path=word/numbering.xml><?xml version="1.0" encoding="utf-8"?>
-<w:numbering xmlns:wpc="http://schemas.microsoft.com/office/word/2010/wordprocessingCanvas" xmlns:cx="http://schemas.microsoft.com/office/drawing/2014/chartex" xmlns:cx1="http://schemas.microsoft.com/office/drawing/2015/9/8/chartex" xmlns:cx2="http://schemas.microsoft.com/office/drawing/2015/10/21/chartex" xmlns:cx3="http://schemas.microsoft.com/office/drawing/2016/5/9/chartex" xmlns:cx4="http://schemas.microsoft.com/office/drawing/2016/5/10/chartex" xmlns:cx5="http://schemas.microsoft.com/office/drawing/2016/5/11/chartex" xmlns:cx6="http://schemas.microsoft.com/office/drawing/2016/5/12/chartex" xmlns:cx7="http://schemas.microsoft.com/office/drawing/2016/5/13/chartex" xmlns:cx8="http://schemas.microsoft.com/office/drawing/2016/5/14/chartex" xmlns:mc="http://schemas.openxmlformats.org/markup-compatibility/2006" xmlns:aink="http://schemas.microsoft.com/office/drawing/2016/ink" xmlns:am3d="http://schemas.microsoft.com/office/drawing/2017/model3d" xmlns:o="urn:schemas-microsoft-com:office:office" xmlns:oel="http://schemas.microsoft.com/office/2019/extlst" xmlns:r="http://schemas.openxmlformats.org/officeDocument/2006/relationships" xmlns:m="http://schemas.openxmlformats.org/officeDocument/2006/math" xmlns:v="urn:schemas-microsoft-com:vml" xmlns:wp14="http://schemas.microsoft.com/office/word/2010/wordprocessingDrawing" xmlns:wp="http://schemas.openxmlformats.org/drawingml/2006/wordprocessingDrawing" xmlns:w10="urn:schemas-microsoft-com:office:word" xmlns:w="http://schemas.openxmlformats.org/wordprocessingml/2006/main" xmlns:w14="http://schemas.microsoft.com/office/word/2010/wordml" xmlns:w15="http://schemas.microsoft.com/office/word/2012/wordml" xmlns:w16cex="http://schemas.microsoft.com/office/word/2018/wordml/cex" xmlns:w16cid="http://schemas.microsoft.com/office/word/2016/wordml/cid" xmlns:w16="http://schemas.microsoft.com/office/word/2018/wordml" xmlns:w16du="http://schemas.microsoft.com/office/word/2023/wordml/word16du" xmlns:w16sdtdh="http://schemas.microsoft.com/office/word/2020/wordml/sdtdatahash" xmlns:w16sdtfl="http://schemas.microsoft.com/office/word/2024/wordml/sdtformatlock" xmlns:w16se="http://schemas.microsoft.com/office/word/2015/wordml/symex" xmlns:wpg="http://schemas.microsoft.com/office/word/2010/wordprocessingGroup" xmlns:wpi="http://schemas.microsoft.com/office/word/2010/wordprocessingInk" xmlns:wne="http://schemas.microsoft.com/office/word/2006/wordml" xmlns:wps="http://schemas.microsoft.com/office/word/2010/wordprocessingShape" mc:Ignorable="w14 w15 w16se w16cid w16 w16cex w16sdtdh w16sdtfl w16du wp14">
+<w:numbering xmlns:wpc="http://schemas.microsoft.com/office/word/2010/wordprocessingCanvas" xmlns:cx="http://schemas.microsoft.com/office/drawing/2014/chartex" xmlns:cx1="http://schemas.microsoft.com/office/drawing/2015/9/8/chartex" xmlns:cx2="http://schemas.microsoft.com/office/drawing/2015/10/21/chartex" xmlns:cx3="http://schemas.microsoft.com/office/drawing/2016/5/9/chartex" xmlns:cx4="http://schemas.microsoft.com/office/drawing/2016/5/10/chartex" xmlns:cx5="http://schemas.microsoft.com/office/drawing/2016/5/11/chartex" xmlns:cx6="http://schemas.microsoft.com/office/drawing/2016/5/12/chartex" xmlns:cx7="http://schemas.microsoft.com/office/drawing/2016/5/13/chartex" xmlns:cx8="http://schemas.microsoft.com/office/drawing/2016/5/14/chartex" xmlns:mc="http://schemas.openxmlformats.org/markup-compatibility/2006" xmlns:aink="http://schemas.microsoft.com/office/drawing/2016/ink" xmlns:am3d="http://schemas.microsoft.com/office/drawing/2017/model3d" xmlns:o="urn:schemas-microsoft-com:office:office" xmlns:oel="http://schemas.microsoft.com/office/2019/extlst" xmlns:r="http://schemas.openxmlformats.org/officeDocument/2006/relationships" xmlns:m="http://schemas.openxmlformats.org/officeDocument/2006/math" xmlns:v="urn:schemas-microsoft-com:vml" xmlns:wp14="http://schemas.microsoft.com/office/word/2010/wordprocessingDrawing" xmlns:wp="http://schemas.openxmlformats.org/drawingml/2006/wordprocessingDrawing" xmlns:w10="urn:schemas-microsoft-com:office:word" xmlns:w="http://schemas.openxmlformats.org/wordprocessingml/2006/main" xmlns:w14="http://schemas.microsoft.com/office/word/2010/wordml" xmlns:w15="http://schemas.microsoft.com/office/word/2012/wordml" xmlns:w16cei="http://schemas.microsoft.com/office/word/2026/wordml/cei" xmlns:w16cex="http://schemas.microsoft.com/office/word/2018/wordml/cex" xmlns:w16cid="http://schemas.microsoft.com/office/word/2016/wordml/cid" xmlns:w16="http://schemas.microsoft.com/office/word/2018/wordml" xmlns:w16du="http://schemas.microsoft.com/office/word/2023/wordml/word16du" xmlns:w16sdtdh="http://schemas.microsoft.com/office/word/2020/wordml/sdtdatahash" xmlns:w16sdtfl="http://schemas.microsoft.com/office/word/2024/wordml/sdtformatlock" xmlns:w16se="http://schemas.microsoft.com/office/word/2015/wordml/symex" xmlns:wpg="http://schemas.microsoft.com/office/word/2010/wordprocessingGroup" xmlns:wpi="http://schemas.microsoft.com/office/word/2010/wordprocessingInk" xmlns:wne="http://schemas.microsoft.com/office/word/2006/wordml" xmlns:wps="http://schemas.microsoft.com/office/word/2010/wordprocessingShape" mc:Ignorable="w14 w15 w16se w16cid w16 w16cex w16sdtdh w16sdtfl w16du wp14">
   <w:abstractNum w:abstractNumId="0" w15:restartNumberingAfterBreak="0">
     <w:nsid w:val="01210F5E"/>
     <w:multiLevelType w:val="hybridMultilevel"/>
@@ -9023,6 +9317,7 @@
   <w:style w:type="character" w:default="1" w:styleId="Fuentedeprrafopredeter">
     <w:name w:val="Default Paragraph Font"/>
     <w:uiPriority w:val="1"/>
+    <w:semiHidden/>
     <w:unhideWhenUsed/>
   </w:style>
   <w:style w:type="table" w:default="1" w:styleId="Tablanormal">
@@ -9895,7 +10190,7 @@
 </file>
 
 <file path=word/glossary/document.xml><?xml version="1.0" encoding="utf-8"?>
-<w:glossaryDocument xmlns:wpc="http://schemas.microsoft.com/office/word/2010/wordprocessingCanvas" xmlns:cx="http://schemas.microsoft.com/office/drawing/2014/chartex" xmlns:cx1="http://schemas.microsoft.com/office/drawing/2015/9/8/chartex" xmlns:cx2="http://schemas.microsoft.com/office/drawing/2015/10/21/chartex" xmlns:cx3="http://schemas.microsoft.com/office/drawing/2016/5/9/chartex" xmlns:cx4="http://schemas.microsoft.com/office/drawing/2016/5/10/chartex" xmlns:cx5="http://schemas.microsoft.com/office/drawing/2016/5/11/chartex" xmlns:cx6="http://schemas.microsoft.com/office/drawing/2016/5/12/chartex" xmlns:cx7="http://schemas.microsoft.com/office/drawing/2016/5/13/chartex" xmlns:cx8="http://schemas.microsoft.com/office/drawing/2016/5/14/chartex" xmlns:mc="http://schemas.openxmlformats.org/markup-compatibility/2006" xmlns:aink="http://schemas.microsoft.com/office/drawing/2016/ink" xmlns:am3d="http://schemas.microsoft.com/office/drawing/2017/model3d" xmlns:o="urn:schemas-microsoft-com:office:office" xmlns:oel="http://schemas.microsoft.com/office/2019/extlst" xmlns:r="http://schemas.openxmlformats.org/officeDocument/2006/relationships" xmlns:m="http://schemas.openxmlformats.org/officeDocument/2006/math" xmlns:v="urn:schemas-microsoft-com:vml" xmlns:wp14="http://schemas.microsoft.com/office/word/2010/wordprocessingDrawing" xmlns:wp="http://schemas.openxmlformats.org/drawingml/2006/wordprocessingDrawing" xmlns:w10="urn:schemas-microsoft-com:office:word" xmlns:w="http://schemas.openxmlformats.org/wordprocessingml/2006/main" xmlns:w14="http://schemas.microsoft.com/office/word/2010/wordml" xmlns:w15="http://schemas.microsoft.com/office/word/2012/wordml" xmlns:w16cex="http://schemas.microsoft.com/office/word/2018/wordml/cex" xmlns:w16cid="http://schemas.microsoft.com/office/word/2016/wordml/cid" xmlns:w16="http://schemas.microsoft.com/office/word/2018/wordml" xmlns:w16du="http://schemas.microsoft.com/office/word/2023/wordml/word16du" xmlns:w16sdtdh="http://schemas.microsoft.com/office/word/2020/wordml/sdtdatahash" xmlns:w16sdtfl="http://schemas.microsoft.com/office/word/2024/wordml/sdtformatlock" xmlns:w16se="http://schemas.microsoft.com/office/word/2015/wordml/symex" xmlns:wpg="http://schemas.microsoft.com/office/word/2010/wordprocessingGroup" xmlns:wpi="http://schemas.microsoft.com/office/word/2010/wordprocessingInk" xmlns:wne="http://schemas.microsoft.com/office/word/2006/wordml" xmlns:wps="http://schemas.microsoft.com/office/word/2010/wordprocessingShape" mc:Ignorable="w14 w15 w16se w16cid w16 w16cex w16sdtdh w16sdtfl w16du wp14">
+<w:glossaryDocument xmlns:wpc="http://schemas.microsoft.com/office/word/2010/wordprocessingCanvas" xmlns:cx="http://schemas.microsoft.com/office/drawing/2014/chartex" xmlns:cx1="http://schemas.microsoft.com/office/drawing/2015/9/8/chartex" xmlns:cx2="http://schemas.microsoft.com/office/drawing/2015/10/21/chartex" xmlns:cx3="http://schemas.microsoft.com/office/drawing/2016/5/9/chartex" xmlns:cx4="http://schemas.microsoft.com/office/drawing/2016/5/10/chartex" xmlns:cx5="http://schemas.microsoft.com/office/drawing/2016/5/11/chartex" xmlns:cx6="http://schemas.microsoft.com/office/drawing/2016/5/12/chartex" xmlns:cx7="http://schemas.microsoft.com/office/drawing/2016/5/13/chartex" xmlns:cx8="http://schemas.microsoft.com/office/drawing/2016/5/14/chartex" xmlns:mc="http://schemas.openxmlformats.org/markup-compatibility/2006" xmlns:aink="http://schemas.microsoft.com/office/drawing/2016/ink" xmlns:am3d="http://schemas.microsoft.com/office/drawing/2017/model3d" xmlns:o="urn:schemas-microsoft-com:office:office" xmlns:oel="http://schemas.microsoft.com/office/2019/extlst" xmlns:r="http://schemas.openxmlformats.org/officeDocument/2006/relationships" xmlns:m="http://schemas.openxmlformats.org/officeDocument/2006/math" xmlns:v="urn:schemas-microsoft-com:vml" xmlns:wp14="http://schemas.microsoft.com/office/word/2010/wordprocessingDrawing" xmlns:wp="http://schemas.openxmlformats.org/drawingml/2006/wordprocessingDrawing" xmlns:w10="urn:schemas-microsoft-com:office:word" xmlns:w="http://schemas.openxmlformats.org/wordprocessingml/2006/main" xmlns:w14="http://schemas.microsoft.com/office/word/2010/wordml" xmlns:w15="http://schemas.microsoft.com/office/word/2012/wordml" xmlns:w16cei="http://schemas.microsoft.com/office/word/2026/wordml/cei" xmlns:w16cex="http://schemas.microsoft.com/office/word/2018/wordml/cex" xmlns:w16cid="http://schemas.microsoft.com/office/word/2016/wordml/cid" xmlns:w16="http://schemas.microsoft.com/office/word/2018/wordml" xmlns:w16du="http://schemas.microsoft.com/office/word/2023/wordml/word16du" xmlns:w16sdtdh="http://schemas.microsoft.com/office/word/2020/wordml/sdtdatahash" xmlns:w16sdtfl="http://schemas.microsoft.com/office/word/2024/wordml/sdtformatlock" xmlns:w16se="http://schemas.microsoft.com/office/word/2015/wordml/symex" xmlns:wpg="http://schemas.microsoft.com/office/word/2010/wordprocessingGroup" xmlns:wpi="http://schemas.microsoft.com/office/word/2010/wordprocessingInk" xmlns:wne="http://schemas.microsoft.com/office/word/2006/wordml" xmlns:wps="http://schemas.microsoft.com/office/word/2010/wordprocessingShape" mc:Ignorable="w14 w15 w16se w16cid w16 w16cex w16sdtdh w16sdtfl w16du wp14">
   <w:docParts>
     <w:docPart>
       <w:docPartPr>
@@ -10079,12 +10374,16 @@
   </w:compat>
   <w:rsids>
     <w:rsidRoot w:val="00AC10F9"/>
+    <w:rsid w:val="001760F3"/>
+    <w:rsid w:val="00203942"/>
     <w:rsid w:val="002B19CB"/>
     <w:rsid w:val="00852E95"/>
+    <w:rsid w:val="009208AF"/>
     <w:rsid w:val="00AC10F9"/>
     <w:rsid w:val="00C55693"/>
     <w:rsid w:val="00CA05EB"/>
     <w:rsid w:val="00D37200"/>
+    <w:rsid w:val="00E337FE"/>
     <w:rsid w:val="00F4154B"/>
     <w:rsid w:val="00F510CB"/>
   </w:rsids>

--- a/education/syllabus/Syllabus_Robotica_ROS2_Experimental.docx
+++ b/education/syllabus/Syllabus_Robotica_ROS2_Experimental.docx
@@ -21,6 +21,7 @@
       <w:tr>
         <w:trPr>
           <w:jc w:val="center"/>
+          <w:cantSplit/>
         </w:trPr>
         <w:tc>
           <w:tcPr>
@@ -85,6 +86,7 @@
       <w:tr>
         <w:trPr>
           <w:jc w:val="center"/>
+          <w:cantSplit/>
         </w:trPr>
         <w:tc>
           <w:tcPr>
@@ -156,6 +158,7 @@
       <w:tr>
         <w:trPr>
           <w:jc w:val="center"/>
+          <w:cantSplit/>
         </w:trPr>
         <w:tc>
           <w:tcPr>
@@ -252,6 +255,7 @@
       <w:tr>
         <w:trPr>
           <w:jc w:val="center"/>
+          <w:cantSplit/>
         </w:trPr>
         <w:tc>
           <w:tcPr>
@@ -316,6 +320,7 @@
       <w:tr>
         <w:trPr>
           <w:jc w:val="center"/>
+          <w:cantSplit/>
         </w:trPr>
         <w:tc>
           <w:tcPr>
@@ -380,6 +385,7 @@
       <w:tr>
         <w:trPr>
           <w:jc w:val="center"/>
+          <w:cantSplit/>
         </w:trPr>
         <w:tc>
           <w:tcPr>
@@ -444,6 +450,7 @@
       <w:tr>
         <w:trPr>
           <w:jc w:val="center"/>
+          <w:cantSplit/>
         </w:trPr>
         <w:tc>
           <w:tcPr>
@@ -508,6 +515,7 @@
       <w:tr>
         <w:trPr>
           <w:jc w:val="center"/>
+          <w:cantSplit/>
         </w:trPr>
         <w:tc>
           <w:tcPr>
@@ -572,6 +580,7 @@
       <w:tr>
         <w:trPr>
           <w:jc w:val="center"/>
+          <w:cantSplit/>
         </w:trPr>
         <w:tc>
           <w:tcPr>
@@ -668,6 +677,7 @@
       <w:tr>
         <w:trPr>
           <w:jc w:val="center"/>
+          <w:cantSplit/>
         </w:trPr>
         <w:tc>
           <w:tcPr>
@@ -732,6 +742,7 @@
       <w:tr>
         <w:trPr>
           <w:jc w:val="center"/>
+          <w:cantSplit/>
         </w:trPr>
         <w:tc>
           <w:tcPr>
@@ -784,11 +795,16 @@
           </w:tcPr>
           <w:p>
             <w:pPr>
-              <w:spacing w:after="40"/>
-              <w:jc w:val="left"/>
-            </w:pPr>
-            <w:r>
-              <w:t>Hector Parra</w:t>
+              <w:spacing w:after="0"/>
+            </w:pPr>
+            <w:r>
+              <w:rPr>
+                <w:rFonts w:ascii="Arial" w:hAnsi="Arial"/>
+                <w:b w:val="0"/>
+                <w:i w:val="0"/>
+                <w:sz w:val="18"/>
+              </w:rPr>
+              <w:t>7 de agosto de 2026</w:t>
             </w:r>
           </w:p>
         </w:tc>
@@ -796,6 +812,7 @@
       <w:tr>
         <w:trPr>
           <w:jc w:val="center"/>
+          <w:cantSplit/>
         </w:trPr>
         <w:tc>
           <w:tcPr>
@@ -860,6 +877,216 @@
           </w:p>
         </w:tc>
       </w:tr>
+      <w:tr>
+        <w:trPr>
+          <w:cantSplit/>
+        </w:trPr>
+        <w:tc>
+          <w:tcPr>
+            <w:tcW w:w="4322" w:type="dxa"/>
+            <w:tcBorders>
+              <w:top w:val="single" w:sz="6" w:space="0" w:color="7F7F7F"/>
+              <w:left w:val="single" w:sz="6" w:space="0" w:color="7F7F7F"/>
+              <w:bottom w:val="single" w:sz="6" w:space="0" w:color="7F7F7F"/>
+              <w:right w:val="single" w:sz="6" w:space="0" w:color="7F7F7F"/>
+            </w:tcBorders>
+            <w:shd w:val="clear" w:color="auto" w:fill="EEF5FB"/>
+            <w:tcMar>
+              <w:top w:w="70" w:type="dxa"/>
+              <w:left w:w="90" w:type="dxa"/>
+              <w:bottom w:w="70" w:type="dxa"/>
+              <w:right w:w="90" w:type="dxa"/>
+            </w:tcMar>
+            <w:vAlign w:val="center"/>
+          </w:tcPr>
+          <w:p>
+            <w:pPr>
+              <w:spacing w:after="0"/>
+            </w:pPr>
+            <w:r>
+              <w:rPr>
+                <w:rFonts w:ascii="Arial" w:hAnsi="Arial"/>
+                <w:b/>
+                <w:i w:val="0"/>
+                <w:sz w:val="18"/>
+              </w:rPr>
+              <w:t>VERSIÓN DEL SYLLABUS</w:t>
+            </w:r>
+          </w:p>
+        </w:tc>
+        <w:tc>
+          <w:tcPr>
+            <w:tcW w:w="4858" w:type="dxa"/>
+            <w:tcBorders>
+              <w:top w:val="single" w:sz="6" w:space="0" w:color="7F7F7F"/>
+              <w:left w:val="single" w:sz="6" w:space="0" w:color="7F7F7F"/>
+              <w:bottom w:val="single" w:sz="6" w:space="0" w:color="7F7F7F"/>
+              <w:right w:val="single" w:sz="6" w:space="0" w:color="7F7F7F"/>
+            </w:tcBorders>
+            <w:tcMar>
+              <w:top w:w="70" w:type="dxa"/>
+              <w:left w:w="90" w:type="dxa"/>
+              <w:bottom w:w="70" w:type="dxa"/>
+              <w:right w:w="90" w:type="dxa"/>
+            </w:tcMar>
+            <w:vAlign w:val="center"/>
+          </w:tcPr>
+          <w:p>
+            <w:pPr>
+              <w:spacing w:after="0"/>
+            </w:pPr>
+            <w:r>
+              <w:rPr>
+                <w:rFonts w:ascii="Arial" w:hAnsi="Arial"/>
+                <w:b w:val="0"/>
+                <w:i w:val="0"/>
+                <w:sz w:val="18"/>
+              </w:rPr>
+              <w:t>1.0</w:t>
+            </w:r>
+          </w:p>
+        </w:tc>
+      </w:tr>
+      <w:tr>
+        <w:trPr>
+          <w:cantSplit/>
+        </w:trPr>
+        <w:tc>
+          <w:tcPr>
+            <w:tcW w:w="4322" w:type="dxa"/>
+            <w:tcBorders>
+              <w:top w:val="single" w:sz="6" w:space="0" w:color="7F7F7F"/>
+              <w:left w:val="single" w:sz="6" w:space="0" w:color="7F7F7F"/>
+              <w:bottom w:val="single" w:sz="6" w:space="0" w:color="7F7F7F"/>
+              <w:right w:val="single" w:sz="6" w:space="0" w:color="7F7F7F"/>
+            </w:tcBorders>
+            <w:shd w:val="clear" w:color="auto" w:fill="EEF5FB"/>
+            <w:tcMar>
+              <w:top w:w="70" w:type="dxa"/>
+              <w:left w:w="90" w:type="dxa"/>
+              <w:bottom w:w="70" w:type="dxa"/>
+              <w:right w:w="90" w:type="dxa"/>
+            </w:tcMar>
+            <w:vAlign w:val="center"/>
+          </w:tcPr>
+          <w:p>
+            <w:pPr>
+              <w:spacing w:after="0"/>
+            </w:pPr>
+            <w:r>
+              <w:rPr>
+                <w:rFonts w:ascii="Arial" w:hAnsi="Arial"/>
+                <w:b/>
+                <w:i w:val="0"/>
+                <w:sz w:val="18"/>
+              </w:rPr>
+              <w:t>ESTADO DEL DOCUMENTO</w:t>
+            </w:r>
+          </w:p>
+        </w:tc>
+        <w:tc>
+          <w:tcPr>
+            <w:tcW w:w="4858" w:type="dxa"/>
+            <w:tcBorders>
+              <w:top w:val="single" w:sz="6" w:space="0" w:color="7F7F7F"/>
+              <w:left w:val="single" w:sz="6" w:space="0" w:color="7F7F7F"/>
+              <w:bottom w:val="single" w:sz="6" w:space="0" w:color="7F7F7F"/>
+              <w:right w:val="single" w:sz="6" w:space="0" w:color="7F7F7F"/>
+            </w:tcBorders>
+            <w:tcMar>
+              <w:top w:w="70" w:type="dxa"/>
+              <w:left w:w="90" w:type="dxa"/>
+              <w:bottom w:w="70" w:type="dxa"/>
+              <w:right w:w="90" w:type="dxa"/>
+            </w:tcMar>
+            <w:vAlign w:val="center"/>
+          </w:tcPr>
+          <w:p>
+            <w:pPr>
+              <w:spacing w:after="0"/>
+            </w:pPr>
+            <w:r>
+              <w:rPr>
+                <w:rFonts w:ascii="Arial" w:hAnsi="Arial"/>
+                <w:b w:val="0"/>
+                <w:i w:val="0"/>
+                <w:sz w:val="18"/>
+              </w:rPr>
+              <w:t>Propuesta final recomendada para aprobación institucional</w:t>
+            </w:r>
+          </w:p>
+        </w:tc>
+      </w:tr>
+      <w:tr>
+        <w:trPr>
+          <w:cantSplit/>
+        </w:trPr>
+        <w:tc>
+          <w:tcPr>
+            <w:tcW w:w="4322" w:type="dxa"/>
+            <w:tcBorders>
+              <w:top w:val="single" w:sz="6" w:space="0" w:color="7F7F7F"/>
+              <w:left w:val="single" w:sz="6" w:space="0" w:color="7F7F7F"/>
+              <w:bottom w:val="single" w:sz="6" w:space="0" w:color="7F7F7F"/>
+              <w:right w:val="single" w:sz="6" w:space="0" w:color="7F7F7F"/>
+            </w:tcBorders>
+            <w:shd w:val="clear" w:color="auto" w:fill="EEF5FB"/>
+            <w:tcMar>
+              <w:top w:w="70" w:type="dxa"/>
+              <w:left w:w="90" w:type="dxa"/>
+              <w:bottom w:w="70" w:type="dxa"/>
+              <w:right w:w="90" w:type="dxa"/>
+            </w:tcMar>
+            <w:vAlign w:val="center"/>
+          </w:tcPr>
+          <w:p>
+            <w:pPr>
+              <w:spacing w:after="0"/>
+            </w:pPr>
+            <w:r>
+              <w:rPr>
+                <w:rFonts w:ascii="Arial" w:hAnsi="Arial"/>
+                <w:b/>
+                <w:i w:val="0"/>
+                <w:sz w:val="18"/>
+              </w:rPr>
+              <w:t>PERIODO DE IMPLEMENTACIÓN</w:t>
+            </w:r>
+          </w:p>
+        </w:tc>
+        <w:tc>
+          <w:tcPr>
+            <w:tcW w:w="4858" w:type="dxa"/>
+            <w:tcBorders>
+              <w:top w:val="single" w:sz="6" w:space="0" w:color="7F7F7F"/>
+              <w:left w:val="single" w:sz="6" w:space="0" w:color="7F7F7F"/>
+              <w:bottom w:val="single" w:sz="6" w:space="0" w:color="7F7F7F"/>
+              <w:right w:val="single" w:sz="6" w:space="0" w:color="7F7F7F"/>
+            </w:tcBorders>
+            <w:tcMar>
+              <w:top w:w="70" w:type="dxa"/>
+              <w:left w:w="90" w:type="dxa"/>
+              <w:bottom w:w="70" w:type="dxa"/>
+              <w:right w:w="90" w:type="dxa"/>
+            </w:tcMar>
+            <w:vAlign w:val="center"/>
+          </w:tcPr>
+          <w:p>
+            <w:pPr>
+              <w:spacing w:after="0"/>
+            </w:pPr>
+            <w:r>
+              <w:rPr>
+                <w:rFonts w:ascii="Arial" w:hAnsi="Arial"/>
+                <w:b w:val="0"/>
+                <w:i w:val="0"/>
+                <w:sz w:val="18"/>
+              </w:rPr>
+              <w:t>2026-2</w:t>
+            </w:r>
+          </w:p>
+        </w:tc>
+      </w:tr>
     </w:tbl>
     <w:p>
       <w:pPr>
@@ -888,6 +1115,7 @@
       <w:tr>
         <w:trPr>
           <w:jc w:val="center"/>
+          <w:cantSplit/>
         </w:trPr>
         <w:tc>
           <w:tcPr>
@@ -923,6 +1151,7 @@
       <w:tr>
         <w:trPr>
           <w:jc w:val="center"/>
+          <w:cantSplit/>
         </w:trPr>
         <w:tc>
           <w:tcPr>
@@ -995,6 +1224,7 @@
       <w:tr>
         <w:trPr>
           <w:jc w:val="center"/>
+          <w:cantSplit/>
         </w:trPr>
         <w:tc>
           <w:tcPr>
@@ -1046,6 +1276,7 @@
       <w:tr>
         <w:trPr>
           <w:jc w:val="center"/>
+          <w:cantSplit/>
         </w:trPr>
         <w:tc>
           <w:tcPr>
@@ -1181,6 +1412,7 @@
       <w:tr>
         <w:trPr>
           <w:jc w:val="center"/>
+          <w:cantSplit/>
         </w:trPr>
         <w:tc>
           <w:tcPr>
@@ -1248,6 +1480,7 @@
       <w:tr>
         <w:trPr>
           <w:jc w:val="center"/>
+          <w:cantSplit/>
         </w:trPr>
         <w:tc>
           <w:tcPr>
@@ -1341,6 +1574,7 @@
       <w:tr>
         <w:trPr>
           <w:jc w:val="center"/>
+          <w:cantSplit/>
         </w:trPr>
         <w:tc>
           <w:tcPr>
@@ -1384,6 +1618,7 @@
       <w:tr>
         <w:trPr>
           <w:jc w:val="center"/>
+          <w:cantSplit/>
         </w:trPr>
         <w:tc>
           <w:tcPr>
@@ -1477,6 +1712,7 @@
       <w:tr>
         <w:trPr>
           <w:jc w:val="center"/>
+          <w:cantSplit/>
         </w:trPr>
         <w:tc>
           <w:tcPr>
@@ -1512,6 +1748,7 @@
       <w:tr>
         <w:trPr>
           <w:jc w:val="center"/>
+          <w:cantSplit/>
         </w:trPr>
         <w:tc>
           <w:tcPr>
@@ -1535,7 +1772,13 @@
               <w:spacing w:after="40"/>
             </w:pPr>
             <w:r>
-              <w:t>A continuación se definen los Resultados de Aprendizaje de la Asignatura (RAE) y sus indicadores de logro, alineados con los Student Outcomes ABET registrados en la rúbrica Ver. 1.7 para ROBOT OPERATING SYSTEM - ROS: SO1, SO2, SO3, SO4, SO5 y SO6.</w:t>
+              <w:rPr>
+                <w:rFonts w:ascii="Arial" w:hAnsi="Arial"/>
+                <w:b w:val="0"/>
+                <w:i w:val="0"/>
+                <w:sz w:val="18"/>
+              </w:rPr>
+              <w:t>Esta versión presenta para aprobación integral los Resultados de Aprendizaje de la Asignatura (RAE) y sus indicadores de desempeño, alineados con los Student Outcomes SO1, SO2, SO3, SO4, SO5 y SO6. La recomendación académica es adoptar conjuntamente esta alineación para ROBOT OPERATING SYSTEM - ROS y replicar en Zubatronic/SGDE el texto exacto de cada indicador al configurar las rúbricas.</w:t>
             </w:r>
           </w:p>
           <w:p>
@@ -1774,6 +2017,34 @@
             </w:pPr>
             <w:r>
               <w:t>• Indicador 6.4 (SO6 - Experimentación y análisis de datos): Interpreta fallas y diagnósticos experimentales aplicando protocolos de diagnóstico por capas (Sintaxis -&gt; TF -&gt; Red -&gt; Lógica) para aislar errores en hardware y software.</w:t>
+            </w:r>
+          </w:p>
+          <w:p>
+            <w:pPr>
+              <w:spacing w:after="60"/>
+            </w:pPr>
+            <w:r>
+              <w:rPr>
+                <w:rFonts w:ascii="Arial" w:hAnsi="Arial"/>
+                <w:b/>
+                <w:i w:val="0"/>
+                <w:sz w:val="18"/>
+              </w:rPr>
+              <w:t>Alcance de la aprobación propuesta: nombre y naturaleza de la electiva, competencias, RAE, indicadores 1.1 a 6.4, asociación con SO1 a SO6, contenidos, metodología, sistema de evaluación y flujo de evidencias.</w:t>
+            </w:r>
+          </w:p>
+          <w:p>
+            <w:pPr>
+              <w:spacing w:after="60"/>
+            </w:pPr>
+            <w:r>
+              <w:rPr>
+                <w:rFonts w:ascii="Arial" w:hAnsi="Arial"/>
+                <w:b/>
+                <w:i w:val="0"/>
+                <w:sz w:val="18"/>
+              </w:rPr>
+              <w:t>Los indicadores son la unidad de trazabilidad programática. La nota académica se calcula con los pesos del curso; los reportes de logro por SO se interpretan por separado a partir de la captura individual de criterios en Zubatronic/SGDE.</w:t>
             </w:r>
           </w:p>
         </w:tc>
@@ -1824,6 +2095,7 @@
       <w:tr>
         <w:trPr>
           <w:jc w:val="center"/>
+          <w:cantSplit/>
         </w:trPr>
         <w:tc>
           <w:tcPr>
@@ -1870,6 +2142,7 @@
         <w:trPr>
           <w:trHeight w:val="170"/>
           <w:jc w:val="center"/>
+          <w:cantSplit/>
         </w:trPr>
         <w:tc>
           <w:tcPr>
@@ -2151,6 +2424,7 @@
       <w:tr>
         <w:trPr>
           <w:jc w:val="center"/>
+          <w:cantSplit/>
         </w:trPr>
         <w:tc>
           <w:tcPr>
@@ -2197,6 +2471,7 @@
         <w:trPr>
           <w:trHeight w:val="821"/>
           <w:jc w:val="center"/>
+          <w:cantSplit/>
         </w:trPr>
         <w:tc>
           <w:tcPr>
@@ -2328,6 +2603,7 @@
       <w:tr>
         <w:trPr>
           <w:jc w:val="center"/>
+          <w:cantSplit/>
         </w:trPr>
         <w:tc>
           <w:tcPr>
@@ -2374,6 +2650,7 @@
         <w:trPr>
           <w:trHeight w:val="821"/>
           <w:jc w:val="center"/>
+          <w:cantSplit/>
         </w:trPr>
         <w:tc>
           <w:tcPr>
@@ -2394,402 +2671,506 @@
           </w:tcPr>
           <w:p>
             <w:pPr>
-              <w:spacing w:after="40"/>
-            </w:pPr>
-            <w:r>
-              <w:t>La evaluación institucional del curso se organiza en tres cortes académicos y se articula con la rúbrica ABET Ver. 1.7 del archivo RUBRICAS Ver 1.7 ROBOTICA APLICADA ROS2.xlsm.</w:t>
-            </w:r>
-          </w:p>
-          <w:p>
-            <w:pPr>
-              <w:spacing w:after="60"/>
-              <w:jc w:val="left"/>
-            </w:pPr>
-            <w:r>
-              <w:rPr>
+              <w:spacing w:after="60" w:line="240" w:lineRule="auto"/>
+            </w:pPr>
+            <w:r>
+              <w:rPr>
+                <w:rFonts w:ascii="Arial" w:hAnsi="Arial"/>
                 <w:b/>
+                <w:i w:val="0"/>
+                <w:sz w:val="18"/>
+              </w:rPr>
+              <w:t>Marco de evaluación y responsabilidades</w:t>
+            </w:r>
+          </w:p>
+          <w:p>
+            <w:pPr>
+              <w:spacing w:after="40" w:line="240" w:lineRule="auto"/>
+            </w:pPr>
+            <w:r>
+              <w:rPr>
+                <w:rFonts w:ascii="Arial" w:hAnsi="Arial"/>
+                <w:b w:val="0"/>
+                <w:i w:val="0"/>
+                <w:sz w:val="18"/>
+              </w:rPr>
+              <w:t>La evaluación del curso se organiza en tres cortes y se administra mediante Zubatronic/SGDE. El syllabus y la rúbrica aprobada definen instrumentos, criterios, pesos y alineación RAE/SO; el docente captura los resultados por estudiante y criterio; la plataforma calcula los resultados configurados y genera reportes; el líder de área y el programa interpretan los consolidados y documentan las acciones de mejora.</w:t>
+            </w:r>
+          </w:p>
+          <w:p>
+            <w:pPr>
+              <w:spacing w:after="60" w:line="240" w:lineRule="auto"/>
+            </w:pPr>
+            <w:r>
+              <w:rPr>
+                <w:rFonts w:ascii="Arial" w:hAnsi="Arial"/>
+                <w:b/>
+                <w:i w:val="0"/>
+                <w:sz w:val="18"/>
               </w:rPr>
               <w:t>Distribución por cortes</w:t>
             </w:r>
           </w:p>
           <w:p>
             <w:pPr>
-              <w:spacing w:after="40"/>
-              <w:ind w:left="255" w:hanging="142"/>
-            </w:pPr>
-            <w:r>
-              <w:t>• Primer corte (aporte a la nota definitiva: 30%; cierre en la semana 8): entorno, ROS 2 core, redes DDS y hardware distribuido.</w:t>
-            </w:r>
-          </w:p>
-          <w:p>
-            <w:pPr>
-              <w:spacing w:after="40"/>
-              <w:ind w:left="255" w:hanging="142"/>
-            </w:pPr>
-            <w:r>
-              <w:t>• Segundo corte (aporte a la nota definitiva: 30%; cierre en la semana 13): percepción visual, localización, URDF/XACRO y TF2.</w:t>
-            </w:r>
-            <w:r>
-              <w:rPr>
-                <w:rFonts w:cs="Arial"/>
-              </w:rPr>
-              <w:t/>
-            </w:r>
-            <w:r>
-              <w:t/>
-            </w:r>
-            <w:r>
-              <w:rPr>
-                <w:rFonts w:cs="Arial"/>
-              </w:rPr>
-              <w:t/>
-            </w:r>
-            <w:r>
-              <w:t/>
-            </w:r>
-          </w:p>
-          <w:p>
-            <w:pPr>
-              <w:spacing w:after="40"/>
-              <w:ind w:left="255" w:hanging="142"/>
-            </w:pPr>
-            <w:r>
-              <w:t>• Tercer corte (aporte a la nota definitiva: 40%; cierre en la semana 16): MoveIt 2, integración de celda, IA aplicada y sustentación.</w:t>
-            </w:r>
-            <w:r>
-              <w:rPr>
-                <w:rFonts w:cs="Arial"/>
-              </w:rPr>
-              <w:t/>
-            </w:r>
-            <w:r>
-              <w:t/>
-            </w:r>
-            <w:r>
-              <w:rPr>
-                <w:rFonts w:cs="Arial"/>
-              </w:rPr>
-              <w:t/>
-            </w:r>
-            <w:r>
-              <w:t/>
-            </w:r>
-          </w:p>
-          <w:p>
-            <w:pPr>
-              <w:spacing w:after="60"/>
-              <w:jc w:val="left"/>
-            </w:pPr>
-            <w:r>
-              <w:rPr>
+              <w:spacing w:after="40" w:line="240" w:lineRule="auto"/>
+            </w:pPr>
+            <w:r>
+              <w:rPr>
+                <w:rFonts w:ascii="Arial" w:hAnsi="Arial"/>
+                <w:b w:val="0"/>
+                <w:i w:val="0"/>
+                <w:sz w:val="18"/>
+              </w:rPr>
+              <w:t>• Primer corte: 30% de la nota definitiva; cierre en la semana 8.</w:t>
+            </w:r>
+          </w:p>
+          <w:p>
+            <w:pPr>
+              <w:spacing w:after="40" w:line="240" w:lineRule="auto"/>
+            </w:pPr>
+            <w:r>
+              <w:rPr>
+                <w:rFonts w:ascii="Arial" w:hAnsi="Arial"/>
+                <w:b w:val="0"/>
+                <w:i w:val="0"/>
+                <w:sz w:val="18"/>
+              </w:rPr>
+              <w:t>• Segundo corte: 30% de la nota definitiva; cierre en la semana 13.</w:t>
+            </w:r>
+          </w:p>
+          <w:p>
+            <w:pPr>
+              <w:spacing w:after="40" w:line="240" w:lineRule="auto"/>
+            </w:pPr>
+            <w:r>
+              <w:rPr>
+                <w:rFonts w:ascii="Arial" w:hAnsi="Arial"/>
+                <w:b w:val="0"/>
+                <w:i w:val="0"/>
+                <w:sz w:val="18"/>
+              </w:rPr>
+              <w:t>• Tercer corte: 40% de la nota definitiva; cierre en la semana 16.</w:t>
+            </w:r>
+          </w:p>
+          <w:p>
+            <w:pPr>
+              <w:spacing w:after="60" w:line="240" w:lineRule="auto"/>
+            </w:pPr>
+            <w:r>
+              <w:rPr>
+                <w:rFonts w:ascii="Arial" w:hAnsi="Arial"/>
                 <w:b/>
+                <w:i w:val="0"/>
+                <w:sz w:val="18"/>
               </w:rPr>
               <w:t>Instrumentos y ponderación interna de cada corte</w:t>
             </w:r>
-            <w:r>
-              <w:rPr>
-                <w:rFonts w:cs="Arial"/>
+          </w:p>
+          <w:p>
+            <w:pPr>
+              <w:spacing w:after="40" w:line="240" w:lineRule="auto"/>
+            </w:pPr>
+            <w:r>
+              <w:rPr>
+                <w:rFonts w:ascii="Arial" w:hAnsi="Arial"/>
+                <w:b w:val="0"/>
+                <w:i w:val="0"/>
+                <w:sz w:val="18"/>
+              </w:rPr>
+              <w:t>• Instrumento 1 — Talleres y tareas acumuladas: 28% de la nota del corte.</w:t>
+            </w:r>
+          </w:p>
+          <w:p>
+            <w:pPr>
+              <w:spacing w:after="40" w:line="240" w:lineRule="auto"/>
+            </w:pPr>
+            <w:r>
+              <w:rPr>
+                <w:rFonts w:ascii="Arial" w:hAnsi="Arial"/>
+                <w:b w:val="0"/>
+                <w:i w:val="0"/>
+                <w:sz w:val="18"/>
+              </w:rPr>
+              <w:t>• Instrumento 2 — Laboratorios y evidencias experimentales: 42% de la nota del corte.</w:t>
+            </w:r>
+          </w:p>
+          <w:p>
+            <w:pPr>
+              <w:spacing w:after="40" w:line="240" w:lineRule="auto"/>
+            </w:pPr>
+            <w:r>
+              <w:rPr>
+                <w:rFonts w:ascii="Arial" w:hAnsi="Arial"/>
+                <w:b w:val="0"/>
+                <w:i w:val="0"/>
+                <w:sz w:val="18"/>
+              </w:rPr>
+              <w:t>• Instrumento 3 — Entrega final y sustentación técnica: 30% de la nota del corte.</w:t>
+            </w:r>
+          </w:p>
+          <w:p>
+            <w:pPr>
+              <w:spacing w:after="60" w:line="240" w:lineRule="auto"/>
+            </w:pPr>
+            <w:r>
+              <w:rPr>
+                <w:rFonts w:ascii="Arial" w:hAnsi="Arial"/>
                 <w:b/>
-              </w:rPr>
-              <w:t/>
-            </w:r>
-            <w:r>
-              <w:rPr>
+                <w:i w:val="0"/>
+                <w:sz w:val="18"/>
+              </w:rPr>
+              <w:t>Cálculo académico</w:t>
+            </w:r>
+          </w:p>
+          <w:p>
+            <w:pPr>
+              <w:spacing w:after="40" w:line="240" w:lineRule="auto"/>
+            </w:pPr>
+            <w:r>
+              <w:rPr>
+                <w:rFonts w:ascii="Arial" w:hAnsi="Arial"/>
+                <w:b w:val="0"/>
+                <w:i w:val="0"/>
+                <w:sz w:val="18"/>
+              </w:rPr>
+              <w:t>• T_k, L_k y E_k son las notas de los tres instrumentos del corte en escala de 0,0 a 5,0.</w:t>
+            </w:r>
+          </w:p>
+          <w:p>
+            <w:pPr>
+              <w:spacing w:after="40" w:line="240" w:lineRule="auto"/>
+            </w:pPr>
+            <w:r>
+              <w:rPr>
+                <w:rFonts w:ascii="Arial" w:hAnsi="Arial"/>
+                <w:b w:val="0"/>
+                <w:i w:val="0"/>
+                <w:sz w:val="18"/>
+              </w:rPr>
+              <w:t>• Acumulado del corte: A_k = 0,40 T_k + 0,60 L_k. El acumulado representa el 70% de la nota del corte.</w:t>
+            </w:r>
+          </w:p>
+          <w:p>
+            <w:pPr>
+              <w:spacing w:after="40" w:line="240" w:lineRule="auto"/>
+            </w:pPr>
+            <w:r>
+              <w:rPr>
+                <w:rFonts w:ascii="Arial" w:hAnsi="Arial"/>
+                <w:b w:val="0"/>
+                <w:i w:val="0"/>
+                <w:sz w:val="18"/>
+              </w:rPr>
+              <w:t>• Nota del corte: C_k = 0,70 A_k + 0,30 E_k = 0,28 T_k + 0,42 L_k + 0,30 E_k.</w:t>
+            </w:r>
+          </w:p>
+          <w:p>
+            <w:pPr>
+              <w:spacing w:after="40" w:line="240" w:lineRule="auto"/>
+            </w:pPr>
+            <w:r>
+              <w:rPr>
+                <w:rFonts w:ascii="Arial" w:hAnsi="Arial"/>
+                <w:b w:val="0"/>
+                <w:i w:val="0"/>
+                <w:sz w:val="18"/>
+              </w:rPr>
+              <w:t>• Nota definitiva: ND = 0,30 C_1 + 0,30 C_2 + 0,40 C_3.</w:t>
+            </w:r>
+          </w:p>
+          <w:p>
+            <w:pPr>
+              <w:spacing w:after="40" w:line="240" w:lineRule="auto"/>
+            </w:pPr>
+            <w:r>
+              <w:rPr>
+                <w:rFonts w:ascii="Arial" w:hAnsi="Arial"/>
+                <w:b w:val="0"/>
+                <w:i w:val="0"/>
+                <w:sz w:val="18"/>
+              </w:rPr>
+              <w:t>• Cada instrumento se compone de criterios cuyos pesos suman 100%. Zubatronic/SGDE registra cada criterio en escala de 0 a 500 y calcula: I_j = sumatoria(p_ij × v_ij) / 100. La conversión académica es N_j = I_j / 100.</w:t>
+            </w:r>
+          </w:p>
+          <w:p>
+            <w:pPr>
+              <w:spacing w:after="60" w:line="240" w:lineRule="auto"/>
+            </w:pPr>
+            <w:r>
+              <w:rPr>
+                <w:rFonts w:ascii="Arial" w:hAnsi="Arial"/>
                 <w:b/>
-              </w:rPr>
-              <w:t/>
-            </w:r>
-          </w:p>
-          <w:p>
-            <w:pPr>
-              <w:spacing w:after="40"/>
-              <w:ind w:left="255" w:hanging="142"/>
-            </w:pPr>
-            <w:r>
-              <w:t>• Instrumento 1 - Talleres y tareas acumuladas: 28% de la nota del corte.</w:t>
-            </w:r>
-          </w:p>
-          <w:p>
-            <w:pPr>
-              <w:spacing w:after="40"/>
-              <w:ind w:left="255" w:hanging="142"/>
-            </w:pPr>
-            <w:r>
-              <w:t>• Instrumento 2 - Laboratorios y evidencias experimentales: 42% de la nota del corte.</w:t>
-            </w:r>
-          </w:p>
-          <w:p>
-            <w:pPr>
-              <w:spacing w:after="40"/>
-              <w:ind w:left="255" w:hanging="142"/>
-            </w:pPr>
-            <w:r>
-              <w:t>• Instrumento 3 - Entrega final y sustentación técnica: 30% de la nota del corte.</w:t>
-            </w:r>
-            <w:r>
-              <w:rPr>
-                <w:rFonts w:cs="Arial"/>
-              </w:rPr>
-              <w:t/>
-            </w:r>
-            <w:r>
-              <w:t/>
-            </w:r>
-            <w:r>
-              <w:rPr>
-                <w:rFonts w:cs="Arial"/>
-              </w:rPr>
-              <w:t/>
-            </w:r>
-            <w:r>
-              <w:t/>
-            </w:r>
-          </w:p>
-          <w:p>
-            <w:pPr>
-              <w:spacing w:after="40"/>
-              <w:rPr>
+                <w:i w:val="0"/>
+                <w:sz w:val="18"/>
+              </w:rPr>
+              <w:t>Niveles de desempeño para captura</w:t>
+            </w:r>
+          </w:p>
+          <w:p>
+            <w:pPr>
+              <w:spacing w:after="40" w:line="240" w:lineRule="auto"/>
+            </w:pPr>
+            <w:r>
+              <w:rPr>
+                <w:rFonts w:ascii="Arial" w:hAnsi="Arial"/>
+                <w:b w:val="0"/>
+                <w:i w:val="0"/>
+                <w:sz w:val="18"/>
+              </w:rPr>
+              <w:t>• N5 — Excelente: 475–500. N4 — Bueno: 400–474. N3 — Aceptable: 300–399. N2 — Cumplimiento parcial: 150–299. N1 — No cumple: 0–149.</w:t>
+            </w:r>
+          </w:p>
+          <w:p>
+            <w:pPr>
+              <w:spacing w:after="40" w:line="240" w:lineRule="auto"/>
+            </w:pPr>
+            <w:r>
+              <w:rPr>
+                <w:rFonts w:ascii="Arial" w:hAnsi="Arial"/>
+                <w:b w:val="0"/>
+                <w:i w:val="0"/>
+                <w:sz w:val="18"/>
+              </w:rPr>
+              <w:t>• Para facilitar consistencia entre evaluadores, cada rúbrica debe describir conductas observables por nivel y conservar la misma versión durante la aplicación del instrumento.</w:t>
+            </w:r>
+          </w:p>
+          <w:p>
+            <w:pPr>
+              <w:spacing w:after="60" w:line="240" w:lineRule="auto"/>
+            </w:pPr>
+            <w:r>
+              <w:rPr>
+                <w:rFonts w:ascii="Arial" w:hAnsi="Arial"/>
                 <w:b/>
-              </w:rPr>
-            </w:pPr>
-            <w:r>
-              <w:rPr>
+                <w:i w:val="0"/>
+                <w:sz w:val="18"/>
+              </w:rPr>
+              <w:t>Protocolo de captura del docente en Zubatronic/SGDE</w:t>
+            </w:r>
+          </w:p>
+          <w:p>
+            <w:pPr>
+              <w:spacing w:after="40" w:line="240" w:lineRule="auto"/>
+            </w:pPr>
+            <w:r>
+              <w:rPr>
+                <w:rFonts w:ascii="Arial" w:hAnsi="Arial"/>
+                <w:b w:val="0"/>
+                <w:i w:val="0"/>
+                <w:sz w:val="18"/>
+              </w:rPr>
+              <w:t>• Registrar para cada estudiante todos los criterios del instrumento, su valor de 0 a 500, el RAE/SO asociado y una observación o localizador verificable de la evidencia cuando corresponda.</w:t>
+            </w:r>
+          </w:p>
+          <w:p>
+            <w:pPr>
+              <w:spacing w:after="40" w:line="240" w:lineRule="auto"/>
+            </w:pPr>
+            <w:r>
+              <w:rPr>
+                <w:rFonts w:ascii="Arial" w:hAnsi="Arial"/>
+                <w:b w:val="0"/>
+                <w:i w:val="0"/>
+                <w:sz w:val="18"/>
+              </w:rPr>
+              <w:t>• En actividades grupales, el producto común puede ser evidencia compartida, pero la valoración se registra por estudiante y debe incluir comprobación individual mediante sustentación, bitácora, contribución al repositorio o prueba práctica.</w:t>
+            </w:r>
+          </w:p>
+          <w:p>
+            <w:pPr>
+              <w:spacing w:after="40" w:line="240" w:lineRule="auto"/>
+            </w:pPr>
+            <w:r>
+              <w:rPr>
+                <w:rFonts w:ascii="Arial" w:hAnsi="Arial"/>
+                <w:b w:val="0"/>
+                <w:i w:val="0"/>
+                <w:sz w:val="18"/>
+              </w:rPr>
+              <w:t>• Una celda vacía significa evaluación pendiente. La falta de una evidencia obligatoria se valora y documenta dentro de la escala; un retiro oficial o exclusión autorizada se trata conforme a la regla de población aprobada y no se interpreta como desempeño.</w:t>
+            </w:r>
+          </w:p>
+          <w:p>
+            <w:pPr>
+              <w:spacing w:after="40" w:line="240" w:lineRule="auto"/>
+            </w:pPr>
+            <w:r>
+              <w:rPr>
+                <w:rFonts w:ascii="Arial" w:hAnsi="Arial"/>
+                <w:b w:val="0"/>
+                <w:i w:val="0"/>
+                <w:sz w:val="18"/>
+              </w:rPr>
+              <w:t>• El docente verifica que los criterios sumen 100%, completa la matriz, revisa la distribución, adjunta evidencias representativas y exporta el CSV de respaldo después de cada jornada de evaluación.</w:t>
+            </w:r>
+          </w:p>
+          <w:p>
+            <w:pPr>
+              <w:spacing w:after="60" w:line="240" w:lineRule="auto"/>
+            </w:pPr>
+            <w:r>
+              <w:rPr>
+                <w:rFonts w:ascii="Arial" w:hAnsi="Arial"/>
                 <w:b/>
-              </w:rPr>
-              <w:t>Cálculo de la nota de cada corte</w:t>
-            </w:r>
-            <w:r>
-              <w:rPr>
-                <w:rFonts w:cs="Arial"/>
+                <w:i w:val="0"/>
+                <w:sz w:val="18"/>
+              </w:rPr>
+              <w:t>Parámetros adoptados para el análisis de logro</w:t>
+            </w:r>
+          </w:p>
+          <w:p>
+            <w:pPr>
+              <w:spacing w:after="40" w:line="240" w:lineRule="auto"/>
+            </w:pPr>
+            <w:r>
+              <w:rPr>
+                <w:rFonts w:ascii="Arial" w:hAnsi="Arial"/>
+                <w:b w:val="0"/>
+                <w:i w:val="0"/>
+                <w:sz w:val="18"/>
+              </w:rPr>
+              <w:t>• Umbral individual de logro: nivel N3 o superior para cada indicador evaluado.</w:t>
+            </w:r>
+          </w:p>
+          <w:p>
+            <w:pPr>
+              <w:spacing w:after="40" w:line="240" w:lineRule="auto"/>
+            </w:pPr>
+            <w:r>
+              <w:rPr>
+                <w:rFonts w:ascii="Arial" w:hAnsi="Arial"/>
+                <w:b w:val="0"/>
+                <w:i w:val="0"/>
+                <w:sz w:val="18"/>
+              </w:rPr>
+              <w:t>• Meta de cohorte: al menos 70% de los estudiantes evaluables alcanza N3 o superior en cada indicador.</w:t>
+            </w:r>
+          </w:p>
+          <w:p>
+            <w:pPr>
+              <w:spacing w:after="40" w:line="240" w:lineRule="auto"/>
+            </w:pPr>
+            <w:r>
+              <w:rPr>
+                <w:rFonts w:ascii="Arial" w:hAnsi="Arial"/>
+                <w:b w:val="0"/>
+                <w:i w:val="0"/>
+                <w:sz w:val="18"/>
+              </w:rPr>
+              <w:t>• Población: censo de estudiantes matriculados que deben presentar el instrumento; los retiros oficiales se excluyen de forma documentada.</w:t>
+            </w:r>
+          </w:p>
+          <w:p>
+            <w:pPr>
+              <w:spacing w:after="40" w:line="240" w:lineRule="auto"/>
+            </w:pPr>
+            <w:r>
+              <w:rPr>
+                <w:rFonts w:ascii="Arial" w:hAnsi="Arial"/>
+                <w:b w:val="0"/>
+                <w:i w:val="0"/>
+                <w:sz w:val="18"/>
+              </w:rPr>
+              <w:t>• La nota académica y el logro por RAE/SO son salidas distintas de la misma captura. No se calcula un único “nivel ABET global” mezclando Student Outcomes.</w:t>
+            </w:r>
+          </w:p>
+          <w:p>
+            <w:pPr>
+              <w:spacing w:after="60" w:line="240" w:lineRule="auto"/>
+            </w:pPr>
+            <w:r>
+              <w:rPr>
+                <w:rFonts w:ascii="Arial" w:hAnsi="Arial"/>
                 <w:b/>
-              </w:rPr>
-              <w:t/>
-            </w:r>
-            <w:r>
-              <w:rPr>
-                <w:b/>
-              </w:rPr>
-              <w:t/>
-            </w:r>
-          </w:p>
-          <w:p>
-            <w:pPr>
-              <w:spacing w:after="40"/>
-            </w:pPr>
-            <w:r>
-              <w:t>• T_k: promedio ponderado de talleres y tareas acumuladas del corte, en escala de 0,0 a 5,0.</w:t>
-            </w:r>
-          </w:p>
-          <w:p>
-            <w:pPr>
-              <w:spacing w:after="40"/>
-            </w:pPr>
-            <w:r>
-              <w:t>• L_k: promedio ponderado de laboratorios y evidencias experimentales del corte, en escala de 0,0 a 5,0.</w:t>
-            </w:r>
-          </w:p>
-          <w:p>
-            <w:pPr>
-              <w:spacing w:after="40"/>
-            </w:pPr>
-            <w:r>
-              <w:t>• E_k: calificación de la entrega final y su sustentación técnica, en escala de 0,0 a 5,0.</w:t>
-            </w:r>
-            <w:r>
-              <w:rPr>
-                <w:rFonts w:cs="Arial"/>
-              </w:rPr>
-              <w:t/>
-            </w:r>
-            <w:r>
-              <w:t/>
-            </w:r>
-            <w:r>
-              <w:rPr>
-                <w:rFonts w:cs="Arial"/>
-              </w:rPr>
-              <w:t/>
-            </w:r>
-            <w:r>
-              <w:t/>
-            </w:r>
-            <w:r>
-              <w:rPr>
-                <w:rFonts w:cs="Arial"/>
-              </w:rPr>
-              <w:t/>
-            </w:r>
-            <w:r>
-              <w:t/>
-            </w:r>
-          </w:p>
-          <w:p>
-            <w:pPr>
-              <w:spacing w:after="40"/>
-            </w:pPr>
-            <w:r>
-              <w:t>• Acumulado del corte: A_k = 0,40 T_k + 0,60 L_k. El acumulado representa el 70% de la nota del corte.</w:t>
-            </w:r>
-          </w:p>
-          <w:p>
-            <w:pPr>
-              <w:spacing w:after="40"/>
-            </w:pPr>
-            <w:r>
-              <w:t>• Nota del corte: C_k = 0,70 A_k + 0,30 E_k = 0,28 T_k + 0,42 L_k + 0,30 E_k.</w:t>
-            </w:r>
-          </w:p>
-          <w:p>
-            <w:pPr>
-              <w:spacing w:after="40"/>
-            </w:pPr>
-            <w:r>
-              <w:t>• Nota definitiva: ND = 0,30 C_1 + 0,30 C_2 + 0,40 C_3.</w:t>
-            </w:r>
-          </w:p>
-          <w:p>
-            <w:pPr>
-              <w:spacing w:after="40"/>
-              <w:rPr>
-                <w:b/>
-              </w:rPr>
-            </w:pPr>
-            <w:r>
-              <w:rPr>
-                <w:b/>
-              </w:rPr>
-              <w:t>Cálculo desde los criterios de la rúbrica ABET</w:t>
-            </w:r>
-            <w:r>
-              <w:rPr>
-                <w:rFonts w:cs="Arial"/>
-                <w:b/>
-              </w:rPr>
-              <w:t/>
-            </w:r>
-            <w:r>
-              <w:rPr>
-                <w:b/>
-              </w:rPr>
-              <w:t/>
-            </w:r>
-            <w:r>
-              <w:rPr>
-                <w:rFonts w:cs="Arial"/>
-                <w:b/>
-              </w:rPr>
-              <w:t/>
-            </w:r>
-            <w:r>
-              <w:rPr>
-                <w:b/>
-              </w:rPr>
-              <w:t/>
-            </w:r>
-          </w:p>
-          <w:p>
-            <w:pPr>
-              <w:spacing w:after="40"/>
-            </w:pPr>
-            <w:r>
-              <w:t>• Cada instrumento se califica mediante criterios cuyos pesos deben sumar 100%. Cada criterio se valora en la escala ABET de 0 a 500.</w:t>
-            </w:r>
-          </w:p>
-          <w:p>
-            <w:pPr>
-              <w:spacing w:after="40"/>
-            </w:pPr>
-            <w:r>
-              <w:t>• Puntaje del instrumento: I_j = sumatoria(p_ij x v_ij) / 100, donde p_ij es el peso porcentual del criterio y v_ij su valoración de 0 a 500.</w:t>
-            </w:r>
-            <w:r>
-              <w:rPr>
-                <w:rFonts w:cs="Arial"/>
-              </w:rPr>
-              <w:t/>
-            </w:r>
-            <w:r>
-              <w:t/>
-            </w:r>
-          </w:p>
-          <w:p>
-            <w:pPr>
-              <w:spacing w:after="40"/>
-            </w:pPr>
-            <w:r>
-              <w:t>• Conversión académica lineal: N_j = I_j / 100, con resultado entre 0,0 y 5,0.</w:t>
-            </w:r>
-            <w:r>
-              <w:rPr>
-                <w:rFonts w:cs="Arial"/>
-              </w:rPr>
-              <w:t/>
-            </w:r>
-            <w:r>
-              <w:t/>
-            </w:r>
-            <w:r>
-              <w:rPr>
-                <w:rFonts w:cs="Arial"/>
-              </w:rPr>
-              <w:t/>
-            </w:r>
-            <w:r>
-              <w:t/>
-            </w:r>
-          </w:p>
-          <w:p>
-            <w:pPr>
-              <w:spacing w:after="40"/>
-            </w:pPr>
-            <w:r>
-              <w:t>• Cada criterio debe indicar la evidencia observable y el RAE/SO asociado; así, la misma evidencia sustenta la nota académica y la trazabilidad ABET.</w:t>
-            </w:r>
-            <w:r>
-              <w:rPr>
-                <w:rFonts w:cs="Arial"/>
-              </w:rPr>
-              <w:t/>
-            </w:r>
-            <w:r>
-              <w:t/>
-            </w:r>
-            <w:r>
-              <w:rPr>
-                <w:rFonts w:cs="Arial"/>
-              </w:rPr>
-              <w:t/>
-            </w:r>
-            <w:r>
-              <w:t/>
-            </w:r>
-          </w:p>
-          <w:p>
-            <w:pPr>
-              <w:spacing w:after="40"/>
-            </w:pPr>
-            <w:r>
-              <w:t>Ejemplo de verificación: si T_k = 4,2, L_k = 3,8 y E_k = 4,5, entonces C_k = 4,12.</w:t>
-            </w:r>
-            <w:r>
-              <w:rPr>
-                <w:rFonts w:cs="Arial"/>
-              </w:rPr>
-              <w:t/>
-            </w:r>
-            <w:r>
-              <w:t/>
-            </w:r>
-          </w:p>
-          <w:p>
-            <w:pPr>
-              <w:spacing w:after="40"/>
-            </w:pPr>
-            <w:r>
-              <w:rPr>
+                <w:i w:val="0"/>
+                <w:sz w:val="18"/>
+              </w:rPr>
+              <w:t>Consolidación, reportes y mejora continua</w:t>
+            </w:r>
+          </w:p>
+          <w:p>
+            <w:pPr>
+              <w:spacing w:after="40" w:line="240" w:lineRule="auto"/>
+            </w:pPr>
+            <w:r>
+              <w:rPr>
+                <w:rFonts w:ascii="Arial" w:hAnsi="Arial"/>
+                <w:b w:val="0"/>
+                <w:i w:val="0"/>
+                <w:sz w:val="18"/>
+              </w:rPr>
+              <w:t>• Zubatronic/SGDE genera distribuciones, resultados por instrumento, indicadores asociados a RAE/SO y reportes CSV/PDF. El docente es responsable de la calidad y completitud de la captura, no de reconstruir manualmente el reporte consolidado.</w:t>
+            </w:r>
+          </w:p>
+          <w:p>
+            <w:pPr>
+              <w:spacing w:after="40" w:line="240" w:lineRule="auto"/>
+            </w:pPr>
+            <w:r>
+              <w:rPr>
+                <w:rFonts w:ascii="Arial" w:hAnsi="Arial"/>
+                <w:b w:val="0"/>
+                <w:i w:val="0"/>
+                <w:sz w:val="18"/>
+              </w:rPr>
+              <w:t>• El líder de área o responsable del programa valida población, denominadores y resultados antes de la interpretación oficial. Los resultados iguales a cero deben permanecer en el análisis; si una visualización de la plataforma los omite, el CSV exportado se usa para verificar y corregir el consolidado.</w:t>
+            </w:r>
+          </w:p>
+          <w:p>
+            <w:pPr>
+              <w:spacing w:after="40" w:line="240" w:lineRule="auto"/>
+            </w:pPr>
+            <w:r>
+              <w:rPr>
+                <w:rFonts w:ascii="Arial" w:hAnsi="Arial"/>
+                <w:b w:val="0"/>
+                <w:i w:val="0"/>
+                <w:sz w:val="18"/>
+              </w:rPr>
+              <w:t>• El programa registra hallazgo, decisión, acción, responsable, fecha de seguimiento y resultado del siguiente ciclo para cerrar la mejora continua.</w:t>
+            </w:r>
+          </w:p>
+          <w:p>
+            <w:pPr>
+              <w:spacing w:after="40" w:line="240" w:lineRule="auto"/>
+            </w:pPr>
+            <w:r>
+              <w:rPr>
+                <w:rFonts w:ascii="Arial" w:hAnsi="Arial"/>
+                <w:b w:val="0"/>
+                <w:i w:val="0"/>
+                <w:sz w:val="18"/>
+              </w:rPr>
+              <w:t>• Las evidencias se conservan en repositorios institucionales autorizados, con acceso y retención definidos. La referencia de archivo de rúbrica en SGDE no sustituye la conservación del archivo maestro aprobado.</w:t>
+            </w:r>
+          </w:p>
+          <w:p>
+            <w:pPr>
+              <w:spacing w:after="40" w:line="240" w:lineRule="auto"/>
+            </w:pPr>
+            <w:r>
+              <w:rPr>
+                <w:rFonts w:ascii="Arial" w:hAnsi="Arial"/>
+                <w:b w:val="0"/>
                 <w:i/>
-              </w:rPr>
-              <w:t>Nota: Todas las actividades realizadas en el desarrollo del curso están amparadas por el Reglamento General Estudiantil de Pregrado. En caso de solicitar prueba supletoria, consulte lo establecido en el artículo 60 y tenga en cuenta los plazos determinados en el calendario académico vigente.</w:t>
+                <w:sz w:val="18"/>
+              </w:rPr>
+              <w:t>Ejemplo de verificación académica: si T_k = 4,2, L_k = 3,8 y E_k = 4,5, entonces C_k = 4,12.</w:t>
+            </w:r>
+          </w:p>
+          <w:p>
+            <w:pPr>
+              <w:spacing w:after="40" w:line="240" w:lineRule="auto"/>
+            </w:pPr>
+            <w:r>
+              <w:rPr>
+                <w:rFonts w:ascii="Arial" w:hAnsi="Arial"/>
+                <w:b w:val="0"/>
+                <w:i/>
+                <w:sz w:val="18"/>
+              </w:rPr>
+              <w:t>Todas las actividades se rigen por el Reglamento General Estudiantil de Pregrado y por las disposiciones institucionales vigentes para supletorios, integridad académica, tratamiento de datos y seguridad de laboratorio.</w:t>
             </w:r>
           </w:p>
         </w:tc>
@@ -2822,6 +3203,7 @@
       <w:tr>
         <w:trPr>
           <w:jc w:val="center"/>
+          <w:cantSplit/>
         </w:trPr>
         <w:tc>
           <w:tcPr>
@@ -2867,6 +3249,7 @@
       <w:tr>
         <w:trPr>
           <w:jc w:val="center"/>
+          <w:cantSplit/>
         </w:trPr>
         <w:tc>
           <w:tcPr>
@@ -2959,6 +3342,7 @@
       <w:tr>
         <w:trPr>
           <w:jc w:val="center"/>
+          <w:cantSplit/>
         </w:trPr>
         <w:tc>
           <w:tcPr>
@@ -3013,6 +3397,7 @@
       <w:tr>
         <w:trPr>
           <w:jc w:val="center"/>
+          <w:cantSplit/>
         </w:trPr>
         <w:tc>
           <w:tcPr>
@@ -3058,6 +3443,7 @@
       <w:tr>
         <w:trPr>
           <w:jc w:val="center"/>
+          <w:cantSplit/>
         </w:trPr>
         <w:tc>
           <w:tcPr>
@@ -3078,46 +3464,85 @@
           </w:tcPr>
           <w:p>
             <w:pPr>
-              <w:spacing w:after="40"/>
-              <w:ind w:left="255" w:hanging="142"/>
-            </w:pPr>
-            <w:r>
+              <w:spacing w:after="40" w:line="240" w:lineRule="auto"/>
+            </w:pPr>
+            <w:r>
+              <w:rPr>
+                <w:rFonts w:ascii="Arial" w:hAnsi="Arial"/>
+                <w:b w:val="0"/>
+                <w:i w:val="0"/>
+                <w:sz w:val="18"/>
+              </w:rPr>
               <w:t>• Laboratorio experimental con robot manipulador Kinova disponible para prácticas de ROS 2, MoveIt 2, tool frames, planeación, validación de colisiones y rutinas pick-and-place.</w:t>
             </w:r>
           </w:p>
           <w:p>
             <w:pPr>
-              <w:spacing w:after="40"/>
-              <w:ind w:left="255" w:hanging="142"/>
-            </w:pPr>
-            <w:r>
+              <w:spacing w:after="40" w:line="240" w:lineRule="auto"/>
+            </w:pPr>
+            <w:r>
+              <w:rPr>
+                <w:rFonts w:ascii="Arial" w:hAnsi="Arial"/>
+                <w:b w:val="0"/>
+                <w:i w:val="0"/>
+                <w:sz w:val="18"/>
+              </w:rPr>
               <w:t>• Router Wi-Fi 6 disponible para prácticas de robótica distribuida: red multi-PC, DDS, ROS_DOMAIN_ID, QoS, latencia y diagnóstico de comunicación.</w:t>
             </w:r>
           </w:p>
           <w:p>
             <w:pPr>
-              <w:spacing w:after="40"/>
-              <w:ind w:left="255" w:hanging="142"/>
-            </w:pPr>
-            <w:r>
-              <w:t>• Rúbrica ABET del curso: RUBRICAS Ver 1.7 ROBOTICA APLICADA ROS2.xlsm.</w:t>
-            </w:r>
-          </w:p>
-          <w:p>
-            <w:pPr>
-              <w:spacing w:after="40"/>
-              <w:ind w:left="255" w:hanging="142"/>
-            </w:pPr>
-            <w:r>
-              <w:t>• Syllabus y formato institucional ABET: Syllabus_Robotica_ROS2_Experimental.docx y Syllabus ABET-Mecatrónica-2026I V2.docx.</w:t>
-            </w:r>
-          </w:p>
-          <w:p>
-            <w:pPr>
-              <w:spacing w:after="40"/>
-              <w:ind w:left="255" w:hanging="142"/>
-            </w:pPr>
-            <w:r>
+              <w:spacing w:after="40" w:line="240" w:lineRule="auto"/>
+            </w:pPr>
+            <w:r>
+              <w:rPr>
+                <w:rFonts w:ascii="Arial" w:hAnsi="Arial"/>
+                <w:b w:val="0"/>
+                <w:i w:val="0"/>
+                <w:sz w:val="18"/>
+              </w:rPr>
+              <w:t>• Repositorio oficial del curso con syllabus, talleres, guías, proyectos evaluables e instrumentos de evidencia versionados.</w:t>
+            </w:r>
+          </w:p>
+          <w:p>
+            <w:pPr>
+              <w:spacing w:after="40" w:line="240" w:lineRule="auto"/>
+            </w:pPr>
+            <w:r>
+              <w:rPr>
+                <w:rFonts w:ascii="Arial" w:hAnsi="Arial"/>
+                <w:b w:val="0"/>
+                <w:i w:val="0"/>
+                <w:sz w:val="18"/>
+              </w:rPr>
+              <w:t>• Rúbrica maestra del curso: RUBRICAS Ver 1.7 ROBOTICA APLICADA ROS2.xlsm, conservada en la ubicación institucional autorizada.</w:t>
+            </w:r>
+          </w:p>
+          <w:p>
+            <w:pPr>
+              <w:spacing w:after="40" w:line="240" w:lineRule="auto"/>
+            </w:pPr>
+            <w:r>
+              <w:rPr>
+                <w:rFonts w:ascii="Arial" w:hAnsi="Arial"/>
+                <w:b w:val="0"/>
+                <w:i w:val="0"/>
+                <w:sz w:val="18"/>
+              </w:rPr>
+              <w:t>• Zubatronic/SGDE para configuración de instrumentos, captura por criterio y estudiante, asociación RAE/SO y generación de reportes.</w:t>
+            </w:r>
+          </w:p>
+          <w:p>
+            <w:pPr>
+              <w:spacing w:after="40" w:line="240" w:lineRule="auto"/>
+            </w:pPr>
+            <w:r>
+              <w:rPr>
+                <w:rFonts w:ascii="Arial" w:hAnsi="Arial"/>
+                <w:b w:val="0"/>
+                <w:i w:val="0"/>
+                <w:sz w:val="18"/>
+              </w:rPr>
               <w:t>• Documentación oficial de ROS 2 Jazzy, TF2, URDF/XACRO, micro-ROS, AprilTag ROS y MoveIt 2 para consulta durante los laboratorios.</w:t>
             </w:r>
           </w:p>
@@ -3151,6 +3576,7 @@
       <w:tr>
         <w:trPr>
           <w:jc w:val="center"/>
+          <w:cantSplit/>
         </w:trPr>
         <w:tc>
           <w:tcPr>
@@ -3196,6 +3622,7 @@
       <w:tr>
         <w:trPr>
           <w:jc w:val="center"/>
+          <w:cantSplit/>
         </w:trPr>
         <w:tc>
           <w:tcPr>
@@ -3238,6 +3665,7 @@
       <w:tr>
         <w:trPr>
           <w:jc w:val="center"/>
+          <w:cantSplit/>
         </w:trPr>
         <w:tc>
           <w:tcPr>
@@ -3337,6 +3765,7 @@
         <w:trPr>
           <w:tblHeader/>
           <w:jc w:val="center"/>
+          <w:cantSplit/>
         </w:trPr>
         <w:tc>
           <w:tcPr>
@@ -3434,21 +3863,16 @@
           </w:tcPr>
           <w:p>
             <w:pPr>
-              <w:spacing w:after="40"/>
-              <w:jc w:val="center"/>
-              <w:rPr>
-                <w:rFonts w:cs="Arial"/>
+              <w:spacing w:after="0"/>
+            </w:pPr>
+            <w:r>
+              <w:rPr>
+                <w:rFonts w:ascii="Arial" w:hAnsi="Arial"/>
                 <w:b/>
-                <w:bCs/>
-                <w:sz w:val="20"/>
-              </w:rPr>
-            </w:pPr>
-            <w:r>
-              <w:rPr>
-                <w:b/>
-                <w:bCs/>
-              </w:rPr>
-              <w:t>ACTA DE APROBACIÓN</w:t>
+                <w:i w:val="0"/>
+                <w:sz w:val="16"/>
+              </w:rPr>
+              <w:t>REVISIÓN Y ACTA DE APROBACIÓN</w:t>
             </w:r>
           </w:p>
         </w:tc>
@@ -3456,6 +3880,7 @@
       <w:tr>
         <w:trPr>
           <w:jc w:val="center"/>
+          <w:cantSplit/>
         </w:trPr>
         <w:tc>
           <w:tcPr>
@@ -3476,10 +3901,16 @@
           </w:tcPr>
           <w:p>
             <w:pPr>
-              <w:spacing w:after="40"/>
-            </w:pPr>
-            <w:r>
-              <w:t>Inclusión de SO3 y SO4 en rúbrica y syllabus.</w:t>
+              <w:spacing w:after="0"/>
+            </w:pPr>
+            <w:r>
+              <w:rPr>
+                <w:rFonts w:ascii="Arial" w:hAnsi="Arial"/>
+                <w:b w:val="0"/>
+                <w:i w:val="0"/>
+                <w:sz w:val="16"/>
+              </w:rPr>
+              <w:t>Creación y adopción integral del syllabus de la electiva ROBOT OPERATING SYSTEM - ROS.</w:t>
             </w:r>
           </w:p>
         </w:tc>
@@ -3502,10 +3933,16 @@
           </w:tcPr>
           <w:p>
             <w:pPr>
-              <w:spacing w:after="40"/>
-            </w:pPr>
-            <w:r>
-              <w:t>Se agregan comunicación técnica efectiva y responsabilidad ética/profesional como resultados ABET evaluables con indicadores y evidencias explícitas.</w:t>
+              <w:spacing w:after="0"/>
+            </w:pPr>
+            <w:r>
+              <w:rPr>
+                <w:rFonts w:ascii="Arial" w:hAnsi="Arial"/>
+                <w:b w:val="0"/>
+                <w:i w:val="0"/>
+                <w:sz w:val="16"/>
+              </w:rPr>
+              <w:t>Aprueba como un solo diseño la identidad del curso, objetivos, competencias, RAE, contenidos, metodología, evaluación, recursos y perfil docente.</w:t>
             </w:r>
           </w:p>
         </w:tc>
@@ -3528,11 +3965,16 @@
           </w:tcPr>
           <w:p>
             <w:pPr>
-              <w:spacing w:after="40"/>
-              <w:jc w:val="center"/>
-            </w:pPr>
-            <w:r>
-              <w:t>Pendiente de aprobación institucional</w:t>
+              <w:spacing w:after="0"/>
+            </w:pPr>
+            <w:r>
+              <w:rPr>
+                <w:rFonts w:ascii="Arial" w:hAnsi="Arial"/>
+                <w:b w:val="0"/>
+                <w:i w:val="0"/>
+                <w:sz w:val="16"/>
+              </w:rPr>
+              <w:t>Recomendado para aprobación. Acta: __________  Fecha: __________</w:t>
             </w:r>
           </w:p>
         </w:tc>
@@ -3540,6 +3982,7 @@
       <w:tr>
         <w:trPr>
           <w:jc w:val="center"/>
+          <w:cantSplit/>
         </w:trPr>
         <w:tc>
           <w:tcPr>
@@ -3560,8 +4003,17 @@
           </w:tcPr>
           <w:p>
             <w:pPr>
-              <w:spacing w:after="40"/>
-            </w:pPr>
+              <w:spacing w:after="0"/>
+            </w:pPr>
+            <w:r>
+              <w:rPr>
+                <w:rFonts w:ascii="Arial" w:hAnsi="Arial"/>
+                <w:b w:val="0"/>
+                <w:i w:val="0"/>
+                <w:sz w:val="16"/>
+              </w:rPr>
+              <w:t>Alineación programática con SO1, SO2, SO3, SO4, SO5 y SO6 e indicadores 1.1 a 6.4.</w:t>
+            </w:r>
           </w:p>
         </w:tc>
         <w:tc>
@@ -3583,8 +4035,17 @@
           </w:tcPr>
           <w:p>
             <w:pPr>
-              <w:spacing w:after="40"/>
-            </w:pPr>
+              <w:spacing w:after="0"/>
+            </w:pPr>
+            <w:r>
+              <w:rPr>
+                <w:rFonts w:ascii="Arial" w:hAnsi="Arial"/>
+                <w:b w:val="0"/>
+                <w:i w:val="0"/>
+                <w:sz w:val="16"/>
+              </w:rPr>
+              <w:t>Formaliza la contribución de la electiva a resolución de problemas, diseño, comunicación, responsabilidad profesional, trabajo en equipo y experimentación.</w:t>
+            </w:r>
           </w:p>
         </w:tc>
         <w:tc>
@@ -3606,14 +4067,24 @@
           </w:tcPr>
           <w:p>
             <w:pPr>
-              <w:spacing w:after="40"/>
-            </w:pPr>
+              <w:spacing w:after="0"/>
+            </w:pPr>
+            <w:r>
+              <w:rPr>
+                <w:rFonts w:ascii="Arial" w:hAnsi="Arial"/>
+                <w:b w:val="0"/>
+                <w:i w:val="0"/>
+                <w:sz w:val="16"/>
+              </w:rPr>
+              <w:t>Recomendado para aprobación integral en la misma acta.</w:t>
+            </w:r>
           </w:p>
         </w:tc>
       </w:tr>
       <w:tr>
         <w:trPr>
           <w:jc w:val="center"/>
+          <w:cantSplit/>
         </w:trPr>
         <w:tc>
           <w:tcPr>
@@ -3634,8 +4105,17 @@
           </w:tcPr>
           <w:p>
             <w:pPr>
-              <w:spacing w:after="40"/>
-            </w:pPr>
+              <w:spacing w:after="0"/>
+            </w:pPr>
+            <w:r>
+              <w:rPr>
+                <w:rFonts w:ascii="Arial" w:hAnsi="Arial"/>
+                <w:b w:val="0"/>
+                <w:i w:val="0"/>
+                <w:sz w:val="16"/>
+              </w:rPr>
+              <w:t>Adopción del sistema de evaluación 28% + 42% + 30% en cada corte.</w:t>
+            </w:r>
           </w:p>
         </w:tc>
         <w:tc>
@@ -3657,8 +4137,17 @@
           </w:tcPr>
           <w:p>
             <w:pPr>
-              <w:spacing w:after="40"/>
-            </w:pPr>
+              <w:spacing w:after="0"/>
+            </w:pPr>
+            <w:r>
+              <w:rPr>
+                <w:rFonts w:ascii="Arial" w:hAnsi="Arial"/>
+                <w:b w:val="0"/>
+                <w:i w:val="0"/>
+                <w:sz w:val="16"/>
+              </w:rPr>
+              <w:t>Hace explícita la relación entre talleres, laboratorios, entrega final y las fórmulas de nota del corte y nota definitiva.</w:t>
+            </w:r>
           </w:p>
         </w:tc>
         <w:tc>
@@ -3680,14 +4169,24 @@
           </w:tcPr>
           <w:p>
             <w:pPr>
-              <w:spacing w:after="40"/>
-            </w:pPr>
+              <w:spacing w:after="0"/>
+            </w:pPr>
+            <w:r>
+              <w:rPr>
+                <w:rFonts w:ascii="Arial" w:hAnsi="Arial"/>
+                <w:b w:val="0"/>
+                <w:i w:val="0"/>
+                <w:sz w:val="16"/>
+              </w:rPr>
+              <w:t>Recomendado para aprobación integral en la misma acta.</w:t>
+            </w:r>
           </w:p>
         </w:tc>
       </w:tr>
       <w:tr>
         <w:trPr>
           <w:jc w:val="center"/>
+          <w:cantSplit/>
         </w:trPr>
         <w:tc>
           <w:tcPr>
@@ -3708,8 +4207,17 @@
           </w:tcPr>
           <w:p>
             <w:pPr>
-              <w:spacing w:after="40"/>
-            </w:pPr>
+              <w:spacing w:after="0"/>
+            </w:pPr>
+            <w:r>
+              <w:rPr>
+                <w:rFonts w:ascii="Arial" w:hAnsi="Arial"/>
+                <w:b w:val="0"/>
+                <w:i w:val="0"/>
+                <w:sz w:val="16"/>
+              </w:rPr>
+              <w:t>Adopción de Zubatronic/SGDE para captura y consolidación de rúbricas.</w:t>
+            </w:r>
           </w:p>
         </w:tc>
         <w:tc>
@@ -3731,8 +4239,17 @@
           </w:tcPr>
           <w:p>
             <w:pPr>
-              <w:spacing w:after="40"/>
-            </w:pPr>
+              <w:spacing w:after="0"/>
+            </w:pPr>
+            <w:r>
+              <w:rPr>
+                <w:rFonts w:ascii="Arial" w:hAnsi="Arial"/>
+                <w:b w:val="0"/>
+                <w:i w:val="0"/>
+                <w:sz w:val="16"/>
+              </w:rPr>
+              <w:t>Delimita responsabilidades: el docente captura por estudiante y criterio; la plataforma calcula y reporta; el programa interpreta y ejecuta mejora continua.</w:t>
+            </w:r>
           </w:p>
         </w:tc>
         <w:tc>
@@ -3754,14 +4271,24 @@
           </w:tcPr>
           <w:p>
             <w:pPr>
-              <w:spacing w:after="40"/>
-            </w:pPr>
+              <w:spacing w:after="0"/>
+            </w:pPr>
+            <w:r>
+              <w:rPr>
+                <w:rFonts w:ascii="Arial" w:hAnsi="Arial"/>
+                <w:b w:val="0"/>
+                <w:i w:val="0"/>
+                <w:sz w:val="16"/>
+              </w:rPr>
+              <w:t>Recomendado para aprobación integral en la misma acta.</w:t>
+            </w:r>
           </w:p>
         </w:tc>
       </w:tr>
       <w:tr>
         <w:trPr>
           <w:jc w:val="center"/>
+          <w:cantSplit/>
         </w:trPr>
         <w:tc>
           <w:tcPr>
@@ -3782,8 +4309,17 @@
           </w:tcPr>
           <w:p>
             <w:pPr>
-              <w:spacing w:after="40"/>
-            </w:pPr>
+              <w:spacing w:after="0"/>
+            </w:pPr>
+            <w:r>
+              <w:rPr>
+                <w:rFonts w:ascii="Arial" w:hAnsi="Arial"/>
+                <w:b w:val="0"/>
+                <w:i w:val="0"/>
+                <w:sz w:val="16"/>
+              </w:rPr>
+              <w:t>Adopción de parámetros de logro y control de datos.</w:t>
+            </w:r>
           </w:p>
         </w:tc>
         <w:tc>
@@ -3805,8 +4341,17 @@
           </w:tcPr>
           <w:p>
             <w:pPr>
-              <w:spacing w:after="40"/>
-            </w:pPr>
+              <w:spacing w:after="0"/>
+            </w:pPr>
+            <w:r>
+              <w:rPr>
+                <w:rFonts w:ascii="Arial" w:hAnsi="Arial"/>
+                <w:b w:val="0"/>
+                <w:i w:val="0"/>
+                <w:sz w:val="16"/>
+              </w:rPr>
+              <w:t>Establece umbral N3, meta de cohorte de 70%, población censal, tratamiento documentado de exclusiones, evidencia individual y validación de resultados cero.</w:t>
+            </w:r>
           </w:p>
         </w:tc>
         <w:tc>
@@ -3828,14 +4373,24 @@
           </w:tcPr>
           <w:p>
             <w:pPr>
-              <w:spacing w:after="40"/>
-            </w:pPr>
+              <w:spacing w:after="0"/>
+            </w:pPr>
+            <w:r>
+              <w:rPr>
+                <w:rFonts w:ascii="Arial" w:hAnsi="Arial"/>
+                <w:b w:val="0"/>
+                <w:i w:val="0"/>
+                <w:sz w:val="16"/>
+              </w:rPr>
+              <w:t>Recomendado para aprobación integral en la misma acta.</w:t>
+            </w:r>
           </w:p>
         </w:tc>
       </w:tr>
       <w:tr>
         <w:trPr>
           <w:jc w:val="center"/>
+          <w:cantSplit/>
         </w:trPr>
         <w:tc>
           <w:tcPr>
@@ -3856,8 +4411,16 @@
           </w:tcPr>
           <w:p>
             <w:pPr>
-              <w:spacing w:after="40"/>
-            </w:pPr>
+              <w:spacing w:after="0"/>
+            </w:pPr>
+            <w:r>
+              <w:rPr>
+                <w:rFonts w:ascii="Arial" w:hAnsi="Arial"/>
+                <w:b w:val="0"/>
+                <w:i w:val="0"/>
+                <w:sz w:val="16"/>
+              </w:rPr>
+            </w:r>
           </w:p>
         </w:tc>
         <w:tc>
@@ -3879,8 +4442,16 @@
           </w:tcPr>
           <w:p>
             <w:pPr>
-              <w:spacing w:after="40"/>
-            </w:pPr>
+              <w:spacing w:after="0"/>
+            </w:pPr>
+            <w:r>
+              <w:rPr>
+                <w:rFonts w:ascii="Arial" w:hAnsi="Arial"/>
+                <w:b w:val="0"/>
+                <w:i w:val="0"/>
+                <w:sz w:val="16"/>
+              </w:rPr>
+            </w:r>
           </w:p>
         </w:tc>
         <w:tc>
@@ -3902,14 +4473,23 @@
           </w:tcPr>
           <w:p>
             <w:pPr>
-              <w:spacing w:after="40"/>
-            </w:pPr>
+              <w:spacing w:after="0"/>
+            </w:pPr>
+            <w:r>
+              <w:rPr>
+                <w:rFonts w:ascii="Arial" w:hAnsi="Arial"/>
+                <w:b w:val="0"/>
+                <w:i w:val="0"/>
+                <w:sz w:val="16"/>
+              </w:rPr>
+            </w:r>
           </w:p>
         </w:tc>
       </w:tr>
       <w:tr>
         <w:trPr>
           <w:jc w:val="center"/>
+          <w:cantSplit/>
         </w:trPr>
         <w:tc>
           <w:tcPr>
@@ -3930,8 +4510,16 @@
           </w:tcPr>
           <w:p>
             <w:pPr>
-              <w:spacing w:after="40"/>
-            </w:pPr>
+              <w:spacing w:after="0"/>
+            </w:pPr>
+            <w:r>
+              <w:rPr>
+                <w:rFonts w:ascii="Arial" w:hAnsi="Arial"/>
+                <w:b w:val="0"/>
+                <w:i w:val="0"/>
+                <w:sz w:val="16"/>
+              </w:rPr>
+            </w:r>
           </w:p>
         </w:tc>
         <w:tc>
@@ -3953,8 +4541,16 @@
           </w:tcPr>
           <w:p>
             <w:pPr>
-              <w:spacing w:after="40"/>
-            </w:pPr>
+              <w:spacing w:after="0"/>
+            </w:pPr>
+            <w:r>
+              <w:rPr>
+                <w:rFonts w:ascii="Arial" w:hAnsi="Arial"/>
+                <w:b w:val="0"/>
+                <w:i w:val="0"/>
+                <w:sz w:val="16"/>
+              </w:rPr>
+            </w:r>
           </w:p>
         </w:tc>
         <w:tc>
@@ -3976,8 +4572,16 @@
           </w:tcPr>
           <w:p>
             <w:pPr>
-              <w:spacing w:after="40"/>
-            </w:pPr>
+              <w:spacing w:after="0"/>
+            </w:pPr>
+            <w:r>
+              <w:rPr>
+                <w:rFonts w:ascii="Arial" w:hAnsi="Arial"/>
+                <w:b w:val="0"/>
+                <w:i w:val="0"/>
+                <w:sz w:val="16"/>
+              </w:rPr>
+            </w:r>
           </w:p>
         </w:tc>
       </w:tr>
@@ -3985,6 +4589,7 @@
         <w:trPr>
           <w:trHeight w:val="300"/>
           <w:jc w:val="center"/>
+          <w:cantSplit/>
         </w:trPr>
         <w:tc>
           <w:tcPr>
@@ -4005,8 +4610,16 @@
           </w:tcPr>
           <w:p>
             <w:pPr>
-              <w:spacing w:after="40"/>
-            </w:pPr>
+              <w:spacing w:after="0"/>
+            </w:pPr>
+            <w:r>
+              <w:rPr>
+                <w:rFonts w:ascii="Arial" w:hAnsi="Arial"/>
+                <w:b w:val="0"/>
+                <w:i w:val="0"/>
+                <w:sz w:val="16"/>
+              </w:rPr>
+            </w:r>
           </w:p>
         </w:tc>
         <w:tc>
@@ -4028,8 +4641,16 @@
           </w:tcPr>
           <w:p>
             <w:pPr>
-              <w:spacing w:after="40"/>
-            </w:pPr>
+              <w:spacing w:after="0"/>
+            </w:pPr>
+            <w:r>
+              <w:rPr>
+                <w:rFonts w:ascii="Arial" w:hAnsi="Arial"/>
+                <w:b w:val="0"/>
+                <w:i w:val="0"/>
+                <w:sz w:val="16"/>
+              </w:rPr>
+            </w:r>
           </w:p>
         </w:tc>
         <w:tc>
@@ -4051,8 +4672,16 @@
           </w:tcPr>
           <w:p>
             <w:pPr>
-              <w:spacing w:after="40"/>
-            </w:pPr>
+              <w:spacing w:after="0"/>
+            </w:pPr>
+            <w:r>
+              <w:rPr>
+                <w:rFonts w:ascii="Arial" w:hAnsi="Arial"/>
+                <w:b w:val="0"/>
+                <w:i w:val="0"/>
+                <w:sz w:val="16"/>
+              </w:rPr>
+            </w:r>
           </w:p>
         </w:tc>
       </w:tr>
